--- a/fuentes/12210015_CF01_DU.docx
+++ b/fuentes/12210015_CF01_DU.docx
@@ -213,7 +213,7 @@
               </wp:anchor>
             </w:drawing>
           </mc:Choice>
-          <mc:Fallback xmlns:w16cex="http://schemas.microsoft.com/office/word/2018/wordml/cex" xmlns:w16="http://schemas.microsoft.com/office/word/2018/wordml" xmlns:w16sdtdh="http://schemas.microsoft.com/office/word/2020/wordml/sdtdatahash">
+          <mc:Fallback xmlns:w16sdtdh="http://schemas.microsoft.com/office/word/2020/wordml/sdtdatahash" xmlns:w16="http://schemas.microsoft.com/office/word/2018/wordml" xmlns:w16cex="http://schemas.microsoft.com/office/word/2018/wordml/cex">
             <w:pict>
               <v:rect w14:anchorId="5C6229C9" id="Rectángulo 4" o:spid="_x0000_s1026" style="position:absolute;margin-left:-55.7pt;margin-top:29pt;width:613.85pt;height:204pt;z-index:-251659776;visibility:visible;mso-wrap-style:square;mso-width-percent:0;mso-height-percent:0;mso-wrap-distance-left:9pt;mso-wrap-distance-top:0;mso-wrap-distance-right:9pt;mso-wrap-distance-bottom:0;mso-position-horizontal:absolute;mso-position-horizontal-relative:text;mso-position-vertical:absolute;mso-position-vertical-relative:text;mso-width-percent:0;mso-height-percent:0;mso-width-relative:page;mso-height-relative:margin;v-text-anchor:middle" o:gfxdata="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" fillcolor="#00314d" stroked="f" strokeweight="1pt"/>
             </w:pict>
@@ -1059,16 +1059,7 @@
             <w:rStyle w:val="Hipervnculo"/>
             <w:noProof/>
           </w:rPr>
-          <w:t>Método científico y t</w:t>
-        </w:r>
-        <w:bookmarkStart w:id="0" w:name="_GoBack"/>
-        <w:bookmarkEnd w:id="0"/>
-        <w:r>
-          <w:rPr>
-            <w:rStyle w:val="Hipervnculo"/>
-            <w:noProof/>
-          </w:rPr>
-          <w:t>ipos de investigación</w:t>
+          <w:t>Método científico y tipos de investigación</w:t>
         </w:r>
         <w:r>
           <w:rPr>
@@ -2801,7 +2792,7 @@
             <w:noProof/>
             <w:webHidden/>
           </w:rPr>
-          <w:t>77</w:t>
+          <w:t>78</w:t>
         </w:r>
         <w:r>
           <w:rPr>
@@ -2873,7 +2864,7 @@
             <w:noProof/>
             <w:webHidden/>
           </w:rPr>
-          <w:t>79</w:t>
+          <w:t>80</w:t>
         </w:r>
         <w:r>
           <w:rPr>
@@ -2946,7 +2937,7 @@
             <w:noProof/>
             <w:webHidden/>
           </w:rPr>
-          <w:t>81</w:t>
+          <w:t>82</w:t>
         </w:r>
         <w:r>
           <w:rPr>
@@ -3018,7 +3009,7 @@
             <w:noProof/>
             <w:webHidden/>
           </w:rPr>
-          <w:t>82</w:t>
+          <w:t>83</w:t>
         </w:r>
         <w:r>
           <w:rPr>
@@ -3040,13 +3031,13 @@
         <w:lastRenderedPageBreak/>
         <w:fldChar w:fldCharType="end"/>
       </w:r>
-      <w:bookmarkStart w:id="1" w:name="_Toc176443691"/>
-      <w:bookmarkStart w:id="2" w:name="_Toc224568633"/>
+      <w:bookmarkStart w:id="0" w:name="_Toc176443691"/>
+      <w:bookmarkStart w:id="1" w:name="_Toc224568633"/>
       <w:r>
         <w:t>Introducción</w:t>
       </w:r>
+      <w:bookmarkEnd w:id="0"/>
       <w:bookmarkEnd w:id="1"/>
-      <w:bookmarkEnd w:id="2"/>
     </w:p>
     <w:p>
       <w:pPr>
@@ -3190,7 +3181,7 @@
         </w:drawing>
       </w:r>
     </w:p>
-    <w:bookmarkStart w:id="3" w:name="_Hlk161159634"/>
+    <w:bookmarkStart w:id="2" w:name="_Hlk161159634"/>
     <w:p>
       <w:pPr>
         <w:jc w:val="center"/>
@@ -3209,11 +3200,6 @@
           <w:b/>
         </w:rPr>
         <w:instrText xml:space="preserve"> HYPERLINK "https://www.youtube.com/watch?v=-72puPAao_U" </w:instrText>
-      </w:r>
-      <w:r>
-        <w:rPr>
-          <w:b/>
-        </w:rPr>
       </w:r>
       <w:r>
         <w:rPr>
@@ -3313,7 +3299,7 @@
           </w:p>
         </w:tc>
       </w:tr>
-      <w:bookmarkEnd w:id="3"/>
+      <w:bookmarkEnd w:id="2"/>
     </w:tbl>
     <w:p/>
     <w:p>
@@ -3333,11 +3319,11 @@
         <w:lastRenderedPageBreak/>
         <w:t xml:space="preserve"> </w:t>
       </w:r>
-      <w:bookmarkStart w:id="4" w:name="_Toc224568634"/>
+      <w:bookmarkStart w:id="3" w:name="_Toc224568634"/>
       <w:r>
         <w:t>Fundamentación del proyecto</w:t>
       </w:r>
-      <w:bookmarkEnd w:id="4"/>
+      <w:bookmarkEnd w:id="3"/>
     </w:p>
     <w:p>
       <w:pPr>
@@ -3493,11 +3479,11 @@
       <w:pPr>
         <w:pStyle w:val="Ttulo2"/>
       </w:pPr>
-      <w:bookmarkStart w:id="5" w:name="_Toc224568635"/>
+      <w:bookmarkStart w:id="4" w:name="_Toc224568635"/>
       <w:r>
         <w:t>Concepto, características y tipología de proyectos</w:t>
       </w:r>
-      <w:bookmarkEnd w:id="5"/>
+      <w:bookmarkEnd w:id="4"/>
     </w:p>
     <w:p>
       <w:pPr>
@@ -3918,13 +3904,6 @@
           <w:lang w:eastAsia="es-CO"/>
         </w:rPr>
       </w:pPr>
-    </w:p>
-    <w:p>
-      <w:pPr>
-        <w:rPr>
-          <w:lang w:eastAsia="es-CO"/>
-        </w:rPr>
-      </w:pPr>
       <w:r>
         <w:rPr>
           <w:lang w:eastAsia="es-CO"/>
@@ -3995,14 +3974,7 @@
         <w:rPr>
           <w:lang w:eastAsia="es-CO"/>
         </w:rPr>
-        <w:t xml:space="preserve">Corresponde al ámbito en el que se desarrolla la actividad del proyecto. Se clasifican en industriales, cuando involucran procesos de manufactura o </w:t>
-      </w:r>
-      <w:r>
-        <w:rPr>
-          <w:lang w:eastAsia="es-CO"/>
-        </w:rPr>
-        <w:lastRenderedPageBreak/>
-        <w:t>transformación; comerciales, cuando se centran en la compra y venta de bienes; o de servicios, cuando su propósito es ofrecer una prestación intangible al mercado.</w:t>
+        <w:t>Corresponde al ámbito en el que se desarrolla la actividad del proyecto. Se clasifican en industriales, cuando involucran procesos de manufactura o transformación; comerciales, cuando se centran en la compra y venta de bienes; o de servicios, cuando su propósito es ofrecer una prestación intangible al mercado.</w:t>
       </w:r>
     </w:p>
     <w:p>
@@ -4022,6 +3994,7 @@
           <w:b/>
           <w:lang w:eastAsia="es-CO"/>
         </w:rPr>
+        <w:lastRenderedPageBreak/>
         <w:t>Según su alcance geográfico</w:t>
       </w:r>
     </w:p>
@@ -4081,7 +4054,13 @@
         <w:rPr>
           <w:lang w:eastAsia="es-CO"/>
         </w:rPr>
-        <w:t>En coherencia con el desarrollo conceptual previo, se presentan las tipologías de los proyectos como un criterio de clasificación que amplía la comprensión de su naturaleza y propósito. En el campo de las finanzas y la administración, esta organización facilita el análisis técnico y estratégico durante el proceso de formulación y evaluación.</w:t>
+        <w:t>En coherencia con el desarrollo conceptual previo, se presentan las tipologías de los proyectos como un criterio de clasificación que amplía la comprensión de su naturaleza y propósito. En el campo de las finanzas y la administración, esta organización facilita el análisis técnico y estratégico durante el proceso de formulación y evaluación</w:t>
+      </w:r>
+      <w:r>
+        <w:rPr>
+          <w:lang w:eastAsia="es-CO"/>
+        </w:rPr>
+        <w:t>:</w:t>
       </w:r>
     </w:p>
     <w:p>
@@ -4089,7 +4068,7 @@
         <w:pStyle w:val="Prrafodelista"/>
         <w:numPr>
           <w:ilvl w:val="0"/>
-          <w:numId w:val="13"/>
+          <w:numId w:val="34"/>
         </w:numPr>
         <w:rPr>
           <w:b/>
@@ -4114,14 +4093,7 @@
         <w:rPr>
           <w:lang w:eastAsia="es-CO"/>
         </w:rPr>
-        <w:t xml:space="preserve">Se refiere a la clasificación de los proyectos de acuerdo con el propósito que persiguen. En este sentido, pueden identificarse proyectos productivos, sociales, de inversión o de investigación, según la intención central que orienta su desarrollo. Esta tipología permite reconocer si la iniciativa busca generar bienes o servicios, atender </w:t>
-      </w:r>
-      <w:r>
-        <w:rPr>
-          <w:lang w:eastAsia="es-CO"/>
-        </w:rPr>
-        <w:lastRenderedPageBreak/>
-        <w:t>necesidades colectivas, obtener rentabilidad económica o producir conocimiento para la toma de decisiones. Por lo tanto, contribuye a precisar el enfoque del proyecto desde su concepción.</w:t>
+        <w:t>Se refiere a la clasificación de los proyectos de acuerdo con el propósito que persiguen. En este sentido, pueden identificarse proyectos productivos, sociales, de inversión o de investigación, según la intención central que orienta su desarrollo. Esta tipología permite reconocer si la iniciativa busca generar bienes o servicios, atender necesidades colectivas, obtener rentabilidad económica o producir conocimiento para la toma de decisiones. Por lo tanto, contribuye a precisar el enfoque del proyecto desde su concepción.</w:t>
       </w:r>
     </w:p>
     <w:p>
@@ -4129,7 +4101,7 @@
         <w:pStyle w:val="Prrafodelista"/>
         <w:numPr>
           <w:ilvl w:val="0"/>
-          <w:numId w:val="13"/>
+          <w:numId w:val="34"/>
         </w:numPr>
         <w:rPr>
           <w:b/>
@@ -4141,6 +4113,7 @@
           <w:b/>
           <w:lang w:eastAsia="es-CO"/>
         </w:rPr>
+        <w:lastRenderedPageBreak/>
         <w:t>Tipología según sector económico</w:t>
       </w:r>
     </w:p>
@@ -4162,7 +4135,7 @@
         <w:pStyle w:val="Prrafodelista"/>
         <w:numPr>
           <w:ilvl w:val="0"/>
-          <w:numId w:val="13"/>
+          <w:numId w:val="34"/>
         </w:numPr>
         <w:rPr>
           <w:b/>
@@ -4195,7 +4168,7 @@
         <w:pStyle w:val="Prrafodelista"/>
         <w:numPr>
           <w:ilvl w:val="0"/>
-          <w:numId w:val="13"/>
+          <w:numId w:val="34"/>
         </w:numPr>
         <w:rPr>
           <w:b/>
@@ -4233,8 +4206,14 @@
         <w:rPr>
           <w:lang w:eastAsia="es-CO"/>
         </w:rPr>
+        <w:t xml:space="preserve">De esta manera, las tipologías analizadas se articulan con las características propias del proyecto, tales como su temporalidad, alcance definido, utilización de recursos limitados y orientación hacia resultados específicos. Mientras las </w:t>
+      </w:r>
+      <w:r>
+        <w:rPr>
+          <w:lang w:eastAsia="es-CO"/>
+        </w:rPr>
         <w:lastRenderedPageBreak/>
-        <w:t>De esta manera, las tipologías analizadas se articulan con las características propias del proyecto, tales como su temporalidad, alcance definido, utilización de recursos limitados y orientación hacia resultados específicos. Mientras las características permiten reconocer su estructura y naturaleza, las tipologías facilitan comprender su propósito, contexto y proyección estratégica dentro de la organización. En el campo de las finanzas y la administración, esta integración conceptual fortalece la formulación técnica, el análisis de viabilidad y la alineación con la planeación institucional, asegurando que cada iniciativa responda de manera coherente a las necesidades y objetivos establecidos.</w:t>
+        <w:t>características permiten reconocer su estructura y naturaleza, las tipologías facilitan comprender su propósito, contexto y proyección estratégica dentro de la organización. En el campo de las finanzas y la administración, esta integración conceptual fortalece la formulación técnica, el análisis de viabilidad y la alineación con la planeación institucional, asegurando que cada iniciativa responda de manera coherente a las necesidades y objetivos establecidos.</w:t>
       </w:r>
     </w:p>
     <w:p>
@@ -4248,11 +4227,11 @@
       <w:pPr>
         <w:pStyle w:val="Ttulo2"/>
       </w:pPr>
-      <w:bookmarkStart w:id="6" w:name="_Toc224568636"/>
+      <w:bookmarkStart w:id="5" w:name="_Toc224568636"/>
       <w:r>
         <w:t>Ciclo de vida del proyecto y partes interesadas</w:t>
       </w:r>
-      <w:bookmarkEnd w:id="6"/>
+      <w:bookmarkEnd w:id="5"/>
     </w:p>
     <w:p>
       <w:pPr>
@@ -4290,14 +4269,14 @@
         <w:rPr>
           <w:lang w:eastAsia="es-CO"/>
         </w:rPr>
-        <w:t xml:space="preserve">Durante la fase de identificación y formulación se definen las necesidades que justifican el proyecto, se establecen los objetivos y se estructuran los estudios preliminares. Posteriormente, en la etapa de evaluación, se analiza su viabilidad </w:t>
+        <w:t xml:space="preserve">Durante la fase de identificación y formulación se definen las necesidades que justifican el proyecto, se establecen los objetivos y se estructuran los estudios preliminares. Posteriormente, en la etapa de evaluación, se analiza su viabilidad técnica, financiera, económica y social. La fase de ejecución implica la puesta en marcha del plan definido, mientras que el seguimiento y control permiten monitorear el avance frente a cronogramas, presupuestos y metas establecidas. Finalmente, el cierre </w:t>
       </w:r>
       <w:r>
         <w:rPr>
           <w:lang w:eastAsia="es-CO"/>
         </w:rPr>
         <w:lastRenderedPageBreak/>
-        <w:t>técnica, financiera, económica y social. La fase de ejecución implica la puesta en marcha del plan definido, mientras que el seguimiento y control permiten monitorear el avance frente a cronogramas, presupuestos y metas establecidas. Finalmente, el cierre del proyecto consolida los resultados alcanzados y permite evaluar el cumplimiento de los objetivos iniciales, generando aprendizajes organizacionales para futuras iniciativas.</w:t>
+        <w:t>del proyecto consolida los resultados alcanzados y permite evaluar el cumplimiento de los objetivos iniciales, generando aprendizajes organizacionales para futuras iniciativas.</w:t>
       </w:r>
     </w:p>
     <w:p>
@@ -4338,6 +4317,20 @@
         </w:rPr>
         <w:t>La siguiente figura ilustra el proceso escalonado que debe seguirse para gestionar adecuadamente las partes interesadas, desde su identificación inicial hasta el aseguramiento de la sostenibilidad del proyecto en el tiempo.</w:t>
       </w:r>
+    </w:p>
+    <w:p>
+      <w:pPr>
+        <w:rPr>
+          <w:lang w:eastAsia="es-CO"/>
+        </w:rPr>
+      </w:pPr>
+    </w:p>
+    <w:p>
+      <w:pPr>
+        <w:rPr>
+          <w:lang w:eastAsia="es-CO"/>
+        </w:rPr>
+      </w:pPr>
     </w:p>
     <w:p>
       <w:pPr>
@@ -4492,6 +4485,12 @@
         </w:rPr>
         <w:t>: reconocer a todos los individuos y grupos afectados por el proyecto</w:t>
       </w:r>
+      <w:r>
+        <w:rPr>
+          <w:lang w:eastAsia="es-CO"/>
+        </w:rPr>
+        <w:t>.</w:t>
+      </w:r>
     </w:p>
     <w:p>
       <w:pPr>
@@ -4517,6 +4516,12 @@
         </w:rPr>
         <w:t>: comprender las necesidades y deseos de cada parte interesada</w:t>
       </w:r>
+      <w:r>
+        <w:rPr>
+          <w:lang w:eastAsia="es-CO"/>
+        </w:rPr>
+        <w:t>.</w:t>
+      </w:r>
     </w:p>
     <w:p>
       <w:pPr>
@@ -4542,6 +4547,12 @@
         </w:rPr>
         <w:t>: involucrar activamente a las partes interesadas en el proceso del proyecto</w:t>
       </w:r>
+      <w:r>
+        <w:rPr>
+          <w:lang w:eastAsia="es-CO"/>
+        </w:rPr>
+        <w:t>.</w:t>
+      </w:r>
     </w:p>
     <w:p>
       <w:pPr>
@@ -4592,6 +4603,12 @@
         </w:rPr>
         <w:t>: ganar el apoyo y la aprobación de las partes interesadas</w:t>
       </w:r>
+      <w:r>
+        <w:rPr>
+          <w:lang w:eastAsia="es-CO"/>
+        </w:rPr>
+        <w:t>.</w:t>
+      </w:r>
     </w:p>
     <w:p>
       <w:pPr>
@@ -4617,6 +4634,12 @@
         </w:rPr>
         <w:t>: garantizar el éxito y la viabilidad del proyecto a largo plazo</w:t>
       </w:r>
+      <w:r>
+        <w:rPr>
+          <w:lang w:eastAsia="es-CO"/>
+        </w:rPr>
+        <w:t>.</w:t>
+      </w:r>
     </w:p>
     <w:p>
       <w:pPr>
@@ -4842,11 +4865,11 @@
       <w:pPr>
         <w:pStyle w:val="Ttulo2"/>
       </w:pPr>
-      <w:bookmarkStart w:id="7" w:name="_Toc224568637"/>
+      <w:bookmarkStart w:id="6" w:name="_Toc224568637"/>
       <w:r>
         <w:t>Identificación de necesidades empresariales</w:t>
       </w:r>
-      <w:bookmarkEnd w:id="7"/>
+      <w:bookmarkEnd w:id="6"/>
     </w:p>
     <w:p>
       <w:pPr>
@@ -5034,13 +5057,6 @@
         </w:rPr>
         <w:t>Consolida los resultados del diagnóstico y orienta decisiones estratégicas. Asegura que la formulación del proyecto responda a necesidades reales y se articule con los objetivos institucionales.</w:t>
       </w:r>
-    </w:p>
-    <w:p>
-      <w:pPr>
-        <w:rPr>
-          <w:lang w:eastAsia="es-CO"/>
-        </w:rPr>
-      </w:pPr>
     </w:p>
     <w:p>
       <w:pPr>
@@ -5385,12 +5401,12 @@
       <w:pPr>
         <w:pStyle w:val="Ttulo1"/>
       </w:pPr>
-      <w:bookmarkStart w:id="8" w:name="_Toc224568638"/>
+      <w:bookmarkStart w:id="7" w:name="_Toc224568638"/>
       <w:r>
         <w:lastRenderedPageBreak/>
         <w:t>Metodologías de investigación aplicadas al proyecto</w:t>
       </w:r>
-      <w:bookmarkEnd w:id="8"/>
+      <w:bookmarkEnd w:id="7"/>
     </w:p>
     <w:p>
       <w:pPr>
@@ -5594,18 +5610,18 @@
           <w:lang w:eastAsia="es-CO"/>
         </w:rPr>
       </w:pPr>
-      <w:bookmarkStart w:id="9" w:name="_Toc224568639"/>
+      <w:bookmarkStart w:id="8" w:name="_Toc224568639"/>
+      <w:bookmarkEnd w:id="8"/>
+    </w:p>
+    <w:p>
+      <w:pPr>
+        <w:pStyle w:val="Ttulo2"/>
+      </w:pPr>
+      <w:bookmarkStart w:id="9" w:name="_Toc224568640"/>
+      <w:r>
+        <w:t>Método científico y tipos de investigación</w:t>
+      </w:r>
       <w:bookmarkEnd w:id="9"/>
-    </w:p>
-    <w:p>
-      <w:pPr>
-        <w:pStyle w:val="Ttulo2"/>
-      </w:pPr>
-      <w:bookmarkStart w:id="10" w:name="_Toc224568640"/>
-      <w:r>
-        <w:t>Método científico y tipos de investigación</w:t>
-      </w:r>
-      <w:bookmarkEnd w:id="10"/>
     </w:p>
     <w:p>
       <w:pPr>
@@ -6100,11 +6116,11 @@
         <w:lastRenderedPageBreak/>
         <w:t xml:space="preserve"> </w:t>
       </w:r>
-      <w:bookmarkStart w:id="11" w:name="_Toc224568641"/>
+      <w:bookmarkStart w:id="10" w:name="_Toc224568641"/>
       <w:r>
         <w:t>Herramientas de recolección y análisis de información</w:t>
       </w:r>
-      <w:bookmarkEnd w:id="11"/>
+      <w:bookmarkEnd w:id="10"/>
     </w:p>
     <w:p>
       <w:pPr>
@@ -6311,7 +6327,25 @@
         <w:rPr>
           <w:lang w:eastAsia="es-CO"/>
         </w:rPr>
-        <w:t xml:space="preserve"> (2014), la calidad del estudio de mercado y del análisis de información es determinante.</w:t>
+        <w:t xml:space="preserve"> (2014), la calidad del estudio de mercado y del análisis de información es determinante</w:t>
+      </w:r>
+      <w:r>
+        <w:rPr>
+          <w:lang w:eastAsia="es-CO"/>
+        </w:rPr>
+        <w:t xml:space="preserve"> </w:t>
+      </w:r>
+      <w:r>
+        <w:rPr>
+          <w:lang w:eastAsia="es-CO"/>
+        </w:rPr>
+        <w:t>para la correcta evaluación del proyecto, ya que de ello depende la confiabilidad de las proyecciones financieras y la toma de decisiones</w:t>
+      </w:r>
+      <w:r>
+        <w:rPr>
+          <w:lang w:eastAsia="es-CO"/>
+        </w:rPr>
+        <w:t>.</w:t>
       </w:r>
     </w:p>
     <w:p>
@@ -6337,19 +6371,6 @@
         <w:rPr>
           <w:lang w:eastAsia="es-CO"/>
         </w:rPr>
-        <w:t>para la correcta evaluación del proyecto, ya que de ello depende la confiabilidad de las proyecciones financieras y la toma de decisiones.</w:t>
-      </w:r>
-    </w:p>
-    <w:p>
-      <w:pPr>
-        <w:rPr>
-          <w:lang w:eastAsia="es-CO"/>
-        </w:rPr>
-      </w:pPr>
-      <w:r>
-        <w:rPr>
-          <w:lang w:eastAsia="es-CO"/>
-        </w:rPr>
         <w:t>Cuando la información es clara, organizada y bien interpretada, el formulador puede establecer conclusiones fundamentadas y justificar técnicamente la viabilidad de la propuesta. Por el contrario, decisiones basadas en datos incompletos o mal analizados pueden generar errores en la estimación de inversiones, ingresos o riesgos, afectando la sostenibilidad del proyecto en el tiempo.</w:t>
       </w:r>
     </w:p>
@@ -6357,30 +6378,30 @@
       <w:pPr>
         <w:pStyle w:val="Ttulo2"/>
       </w:pPr>
-      <w:bookmarkStart w:id="12" w:name="_Toc224568642"/>
+      <w:bookmarkStart w:id="11" w:name="_Toc224568642"/>
       <w:r>
         <w:t>Aplicación del marco lógico en la estructuración del proyecto</w:t>
       </w:r>
-      <w:bookmarkEnd w:id="12"/>
-    </w:p>
-    <w:p>
-      <w:pPr>
-        <w:rPr>
-          <w:lang w:eastAsia="es-CO"/>
-        </w:rPr>
-      </w:pPr>
-      <w:r>
-        <w:rPr>
-          <w:lang w:eastAsia="es-CO"/>
-        </w:rPr>
-        <w:t xml:space="preserve">El marco lógico es una herramienta metodológica que permite organizar de manera estructurada los elementos fundamentales de un proyecto, asegurando coherencia entre el problema identificado, los objetivos planteados y las actividades que se deben desarrollar. Su aplicación facilita que el proyecto tenga una lógica clara y </w:t>
+      <w:bookmarkEnd w:id="11"/>
+    </w:p>
+    <w:p>
+      <w:pPr>
+        <w:rPr>
+          <w:lang w:eastAsia="es-CO"/>
+        </w:rPr>
+      </w:pPr>
+      <w:r>
+        <w:rPr>
+          <w:lang w:eastAsia="es-CO"/>
+        </w:rPr>
+        <w:t xml:space="preserve">El marco lógico es una herramienta metodológica que permite organizar de manera estructurada los elementos fundamentales de un proyecto, asegurando coherencia entre el problema identificado, los objetivos planteados y las actividades que se deben desarrollar. Su aplicación facilita que el proyecto tenga una lógica clara y verificable, evitando inconsistencias entre lo que se quiere lograr y las acciones </w:t>
       </w:r>
       <w:r>
         <w:rPr>
           <w:lang w:eastAsia="es-CO"/>
         </w:rPr>
         <w:lastRenderedPageBreak/>
-        <w:t>verificable, evitando inconsistencias entre lo que se quiere lograr y las acciones propuestas. En la formulación de proyectos, el marco lógico se convierte en un instrumento clave para planificar de forma ordenada y fundamentada.</w:t>
+        <w:t>propuestas. En la formulación de proyectos, el marco lógico se convierte en un instrumento clave para planificar de forma ordenada y fundamentada.</w:t>
       </w:r>
     </w:p>
     <w:p>
@@ -6421,6 +6442,13 @@
         </w:rPr>
         <w:t>Para facilitar la comprensión de cómo se organiza el marco lógico y qué función cumple cada uno de sus componentes, se presenta a continuación una tabla que resume los niveles de la matriz, la pregunta orientadora que responde cada nivel, su descripción y un ejemplo aplicado:</w:t>
       </w:r>
+    </w:p>
+    <w:p>
+      <w:pPr>
+        <w:rPr>
+          <w:lang w:eastAsia="es-CO"/>
+        </w:rPr>
+      </w:pPr>
     </w:p>
     <w:p>
       <w:pPr>
@@ -7045,12 +7073,12 @@
       <w:pPr>
         <w:pStyle w:val="Ttulo1"/>
       </w:pPr>
-      <w:bookmarkStart w:id="13" w:name="_Toc224568643"/>
+      <w:bookmarkStart w:id="12" w:name="_Toc224568643"/>
       <w:r>
         <w:lastRenderedPageBreak/>
         <w:t>Análisis del entorno y prefactibilidad</w:t>
       </w:r>
-      <w:bookmarkEnd w:id="13"/>
+      <w:bookmarkEnd w:id="12"/>
     </w:p>
     <w:p>
       <w:pPr>
@@ -7354,18 +7382,18 @@
           <w:lang w:eastAsia="es-CO"/>
         </w:rPr>
       </w:pPr>
-      <w:bookmarkStart w:id="14" w:name="_Toc224568644"/>
+      <w:bookmarkStart w:id="13" w:name="_Toc224568644"/>
+      <w:bookmarkEnd w:id="13"/>
+    </w:p>
+    <w:p>
+      <w:pPr>
+        <w:pStyle w:val="Ttulo2"/>
+      </w:pPr>
+      <w:bookmarkStart w:id="14" w:name="_Toc224568645"/>
+      <w:r>
+        <w:t>Caracterización del entorno y localización del proyecto</w:t>
+      </w:r>
       <w:bookmarkEnd w:id="14"/>
-    </w:p>
-    <w:p>
-      <w:pPr>
-        <w:pStyle w:val="Ttulo2"/>
-      </w:pPr>
-      <w:bookmarkStart w:id="15" w:name="_Toc224568645"/>
-      <w:r>
-        <w:t>Caracterización del entorno y localización del proyecto</w:t>
-      </w:r>
-      <w:bookmarkEnd w:id="15"/>
     </w:p>
     <w:p>
       <w:pPr>
@@ -7732,11 +7760,11 @@
       <w:r>
         <w:t xml:space="preserve"> </w:t>
       </w:r>
-      <w:bookmarkStart w:id="16" w:name="_Toc224568646"/>
+      <w:bookmarkStart w:id="15" w:name="_Toc224568646"/>
       <w:r>
         <w:t>Cobertura, población objetivo y área de influencia</w:t>
       </w:r>
-      <w:bookmarkEnd w:id="16"/>
+      <w:bookmarkEnd w:id="15"/>
     </w:p>
     <w:p>
       <w:pPr>
@@ -7917,11 +7945,11 @@
       <w:r>
         <w:t xml:space="preserve"> </w:t>
       </w:r>
-      <w:bookmarkStart w:id="17" w:name="_Toc224568647"/>
+      <w:bookmarkStart w:id="16" w:name="_Toc224568647"/>
       <w:r>
         <w:t>Cronograma y estado de prefactibilidad</w:t>
       </w:r>
-      <w:bookmarkEnd w:id="17"/>
+      <w:bookmarkEnd w:id="16"/>
     </w:p>
     <w:p>
       <w:pPr>
@@ -8491,7 +8519,7 @@
         </w:numPr>
         <w:ind w:left="357"/>
       </w:pPr>
-      <w:bookmarkStart w:id="18" w:name="_Toc224568648"/>
+      <w:bookmarkStart w:id="17" w:name="_Toc224568648"/>
     </w:p>
     <w:p>
       <w:pPr>
@@ -8516,7 +8544,7 @@
         <w:lastRenderedPageBreak/>
         <w:t>Estudio de mercado</w:t>
       </w:r>
-      <w:bookmarkEnd w:id="18"/>
+      <w:bookmarkEnd w:id="17"/>
     </w:p>
     <w:p>
       <w:pPr>
@@ -8805,13 +8833,7 @@
               <w:rPr>
                 <w:lang w:eastAsia="es-CO"/>
               </w:rPr>
-              <w:t xml:space="preserve">: </w:t>
-            </w:r>
-            <w:r>
-              <w:rPr>
-                <w:lang w:eastAsia="es-CO"/>
-              </w:rPr>
-              <w:t>Si alguna vez han tenido la idea de crear un negocio, seguro se han preguntado: ¿esto realmente va a funcionar?</w:t>
+              <w:t>: Si alguna vez han tenido la idea de crear un negocio, seguro se han preguntado: ¿esto realmente va a funcionar?</w:t>
             </w:r>
           </w:p>
           <w:p>
@@ -8832,13 +8854,7 @@
               <w:rPr>
                 <w:lang w:eastAsia="es-CO"/>
               </w:rPr>
-              <w:t xml:space="preserve">: </w:t>
-            </w:r>
-            <w:r>
-              <w:rPr>
-                <w:lang w:eastAsia="es-CO"/>
-              </w:rPr>
-              <w:t>Para responder eso no se necesita una bola de cristal, se necesita un estudio de mercado. Es el mapa que nos permite identificar oportunidades, reducir riesgos y saber si el proyecto será sostenible.</w:t>
+              <w:t>: Para responder eso no se necesita una bola de cristal, se necesita un estudio de mercado. Es el mapa que nos permite identificar oportunidades, reducir riesgos y saber si el proyecto será sostenible.</w:t>
             </w:r>
           </w:p>
           <w:p>
@@ -8859,13 +8875,7 @@
               <w:rPr>
                 <w:lang w:eastAsia="es-CO"/>
               </w:rPr>
-              <w:t xml:space="preserve">: </w:t>
-            </w:r>
-            <w:r>
-              <w:rPr>
-                <w:lang w:eastAsia="es-CO"/>
-              </w:rPr>
-              <w:t>El primer paso es el análisis de la demanda. Es como ser un detective: investigamos quiénes son los usuarios, qué necesitan y cuánto pueden pagar para proyectar ventas reales.</w:t>
+              <w:t>: El primer paso es el análisis de la demanda. Es como ser un detective: investigamos quiénes son los usuarios, qué necesitan y cuánto pueden pagar para proyectar ventas reales.</w:t>
             </w:r>
           </w:p>
           <w:p>
@@ -8886,13 +8896,7 @@
               <w:rPr>
                 <w:lang w:eastAsia="es-CO"/>
               </w:rPr>
-              <w:t xml:space="preserve">: </w:t>
-            </w:r>
-            <w:r>
-              <w:rPr>
-                <w:lang w:eastAsia="es-CO"/>
-              </w:rPr>
-              <w:t>Pero no estamos solos. Con el análisis de la oferta miramos a la competencia para ver qué hacen bien y cómo podemos diferenciarnos para ser competitivos.</w:t>
+              <w:t>: Pero no estamos solos. Con el análisis de la oferta miramos a la competencia para ver qué hacen bien y cómo podemos diferenciarnos para ser competitivos.</w:t>
             </w:r>
           </w:p>
           <w:p>
@@ -8913,13 +8917,7 @@
               <w:rPr>
                 <w:lang w:eastAsia="es-CO"/>
               </w:rPr>
-              <w:t xml:space="preserve">: </w:t>
-            </w:r>
-            <w:r>
-              <w:rPr>
-                <w:lang w:eastAsia="es-CO"/>
-              </w:rPr>
-              <w:t>Y claro, el análisis de precios. No es poner un valor al azar; es equilibrar nuestros costos con el precio del mercado y el valor que el cliente percibe.</w:t>
+              <w:t>: Y claro, el análisis de precios. No es poner un valor al azar; es equilibrar nuestros costos con el precio del mercado y el valor que el cliente percibe.</w:t>
             </w:r>
           </w:p>
           <w:p>
@@ -8940,13 +8938,7 @@
               <w:rPr>
                 <w:lang w:eastAsia="es-CO"/>
               </w:rPr>
-              <w:t xml:space="preserve">: </w:t>
-            </w:r>
-            <w:r>
-              <w:rPr>
-                <w:lang w:eastAsia="es-CO"/>
-              </w:rPr>
-              <w:t>Ahora, para no apuntar hacia todos lados, usamos la segmentación. Es definir si nuestro público son jóvenes universitarios o pequeñas empresas; así optimizamos recursos y somos más efectivos.</w:t>
+              <w:t>: Ahora, para no apuntar hacia todos lados, usamos la segmentación. Es definir si nuestro público son jóvenes universitarios o pequeñas empresas; así optimizamos recursos y somos más efectivos.</w:t>
             </w:r>
           </w:p>
           <w:p>
@@ -8967,13 +8959,7 @@
               <w:rPr>
                 <w:lang w:eastAsia="es-CO"/>
               </w:rPr>
-              <w:t xml:space="preserve">: </w:t>
-            </w:r>
-            <w:r>
-              <w:rPr>
-                <w:lang w:eastAsia="es-CO"/>
-              </w:rPr>
-              <w:t xml:space="preserve">Finalmente, el </w:t>
+              <w:t xml:space="preserve">: Finalmente, el </w:t>
             </w:r>
             <w:r>
               <w:rPr>
@@ -9023,18 +9009,7 @@
                 <w:lang w:eastAsia="es-CO"/>
               </w:rPr>
               <w:tab/>
-            </w:r>
-            <w:r>
-              <w:rPr>
-                <w:lang w:eastAsia="es-CO"/>
-              </w:rPr>
-              <w:t xml:space="preserve">: </w:t>
-            </w:r>
-            <w:r>
-              <w:rPr>
-                <w:lang w:eastAsia="es-CO"/>
-              </w:rPr>
-              <w:t>Estos cinco elementos nos permiten dejar de adivinar y empezar a tomar decisiones más estratégicas.</w:t>
+              <w:t>: Estos cinco elementos nos permiten dejar de adivinar y empezar a tomar decisiones más estratégicas.</w:t>
             </w:r>
           </w:p>
           <w:p>
@@ -9055,13 +9030,7 @@
               <w:rPr>
                 <w:lang w:eastAsia="es-CO"/>
               </w:rPr>
-              <w:t xml:space="preserve">: </w:t>
-            </w:r>
-            <w:r>
-              <w:rPr>
-                <w:lang w:eastAsia="es-CO"/>
-              </w:rPr>
-              <w:t>Un buen estudio de mercado es el cimiento que fortalece la viabilidad y la sostenibilidad de cualquier iniciativa empresarial.</w:t>
+              <w:t>: Un buen estudio de mercado es el cimiento que fortalece la viabilidad y la sostenibilidad de cualquier iniciativa empresarial.</w:t>
             </w:r>
           </w:p>
           <w:p>
@@ -9082,13 +9051,19 @@
               <w:rPr>
                 <w:lang w:eastAsia="es-CO"/>
               </w:rPr>
-              <w:t xml:space="preserve">: </w:t>
-            </w:r>
-            <w:r>
-              <w:rPr>
-                <w:lang w:eastAsia="es-CO"/>
-              </w:rPr>
-              <w:t xml:space="preserve">El estudio de mercado es el base de cualquier éxito empresarial. No se queden solo con la idea; aseguren su viabilidad y proyecten su futuro con precisión. </w:t>
+              <w:t xml:space="preserve">: El estudio de mercado es </w:t>
+            </w:r>
+            <w:r>
+              <w:rPr>
+                <w:lang w:eastAsia="es-CO"/>
+              </w:rPr>
+              <w:t>la</w:t>
+            </w:r>
+            <w:r>
+              <w:rPr>
+                <w:lang w:eastAsia="es-CO"/>
+              </w:rPr>
+              <w:t xml:space="preserve"> base de cualquier éxito empresarial. No se queden solo con la idea; aseguren su viabilidad y proyecten su futuro con precisión. </w:t>
             </w:r>
           </w:p>
           <w:p>
@@ -9109,13 +9084,7 @@
               <w:rPr>
                 <w:lang w:eastAsia="es-CO"/>
               </w:rPr>
-              <w:t xml:space="preserve">: </w:t>
-            </w:r>
-            <w:r>
-              <w:rPr>
-                <w:lang w:eastAsia="es-CO"/>
-              </w:rPr>
-              <w:t>Llegamos al final de nuestro programa. Dominar estos elementos es aprender el lenguaje que sostiene el éxito de un futuro negocio. Gracias por escucharnos.</w:t>
+              <w:t>: Llegamos al final de nuestro programa. Dominar estos elementos es aprender el lenguaje que sostiene el éxito de un futuro negocio. Gracias por escucharnos.</w:t>
             </w:r>
           </w:p>
           <w:p>
@@ -9185,18 +9154,18 @@
           <w:lang w:eastAsia="es-CO"/>
         </w:rPr>
       </w:pPr>
-      <w:bookmarkStart w:id="19" w:name="_Toc224568649"/>
+      <w:bookmarkStart w:id="18" w:name="_Toc224568649"/>
+      <w:bookmarkEnd w:id="18"/>
+    </w:p>
+    <w:p>
+      <w:pPr>
+        <w:pStyle w:val="Ttulo2"/>
+      </w:pPr>
+      <w:bookmarkStart w:id="19" w:name="_Toc224568650"/>
+      <w:r>
+        <w:t>Estructura económica del mercado y análisis de demanda</w:t>
+      </w:r>
       <w:bookmarkEnd w:id="19"/>
-    </w:p>
-    <w:p>
-      <w:pPr>
-        <w:pStyle w:val="Ttulo2"/>
-      </w:pPr>
-      <w:bookmarkStart w:id="20" w:name="_Toc224568650"/>
-      <w:r>
-        <w:t>Estructura económica del mercado y análisis de demanda</w:t>
-      </w:r>
-      <w:bookmarkEnd w:id="20"/>
     </w:p>
     <w:p>
       <w:pPr>
@@ -9809,12 +9778,12 @@
       <w:pPr>
         <w:pStyle w:val="Ttulo2"/>
       </w:pPr>
-      <w:bookmarkStart w:id="21" w:name="_Toc224568651"/>
+      <w:bookmarkStart w:id="20" w:name="_Toc224568651"/>
       <w:r>
         <w:lastRenderedPageBreak/>
         <w:t>Estudio de oferta y proyección del mercado</w:t>
       </w:r>
-      <w:bookmarkEnd w:id="21"/>
+      <w:bookmarkEnd w:id="20"/>
     </w:p>
     <w:p>
       <w:pPr>
@@ -9952,6 +9921,12 @@
         </w:rPr>
         <w:t>: identificación de los actores clave en el mercado</w:t>
       </w:r>
+      <w:r>
+        <w:rPr>
+          <w:lang w:eastAsia="es-CO"/>
+        </w:rPr>
+        <w:t>.</w:t>
+      </w:r>
     </w:p>
     <w:p>
       <w:pPr>
@@ -9978,6 +9953,12 @@
         </w:rPr>
         <w:t>: evaluación de la cuota de mercado de cada competidor</w:t>
       </w:r>
+      <w:r>
+        <w:rPr>
+          <w:lang w:eastAsia="es-CO"/>
+        </w:rPr>
+        <w:t>.</w:t>
+      </w:r>
     </w:p>
     <w:p>
       <w:pPr>
@@ -10003,6 +9984,12 @@
         </w:rPr>
         <w:t>: análisis de las cualidades distintivas de los productos</w:t>
       </w:r>
+      <w:r>
+        <w:rPr>
+          <w:lang w:eastAsia="es-CO"/>
+        </w:rPr>
+        <w:t>.</w:t>
+      </w:r>
     </w:p>
     <w:p>
       <w:pPr>
@@ -10028,6 +10015,12 @@
         </w:rPr>
         <w:t>: determinación de los factores que diferencian a los competidores</w:t>
       </w:r>
+      <w:r>
+        <w:rPr>
+          <w:lang w:eastAsia="es-CO"/>
+        </w:rPr>
+        <w:t>.</w:t>
+      </w:r>
     </w:p>
     <w:p>
       <w:pPr>
@@ -10053,6 +10046,12 @@
         </w:rPr>
         <w:t>: evaluación del potencial de crecimiento y exploración en el mercado</w:t>
       </w:r>
+      <w:r>
+        <w:rPr>
+          <w:lang w:eastAsia="es-CO"/>
+        </w:rPr>
+        <w:t>.</w:t>
+      </w:r>
     </w:p>
     <w:p>
       <w:pPr>
@@ -10337,11 +10336,11 @@
       <w:pPr>
         <w:pStyle w:val="Ttulo2"/>
       </w:pPr>
-      <w:bookmarkStart w:id="22" w:name="_Toc224568652"/>
+      <w:bookmarkStart w:id="21" w:name="_Toc224568652"/>
       <w:r>
         <w:t>Plan de mercadeo y estrategias comerciales</w:t>
       </w:r>
-      <w:bookmarkEnd w:id="22"/>
+      <w:bookmarkEnd w:id="21"/>
     </w:p>
     <w:p>
       <w:pPr>
@@ -11063,12 +11062,12 @@
       <w:pPr>
         <w:pStyle w:val="Ttulo1"/>
       </w:pPr>
-      <w:bookmarkStart w:id="23" w:name="_Toc224568653"/>
+      <w:bookmarkStart w:id="22" w:name="_Toc224568653"/>
       <w:r>
         <w:lastRenderedPageBreak/>
         <w:t>Estudio técnico y organizacional</w:t>
       </w:r>
-      <w:bookmarkEnd w:id="23"/>
+      <w:bookmarkEnd w:id="22"/>
     </w:p>
     <w:p>
       <w:pPr>
@@ -11166,18 +11165,18 @@
           <w:lang w:eastAsia="es-CO"/>
         </w:rPr>
       </w:pPr>
-      <w:bookmarkStart w:id="24" w:name="_Toc224568654"/>
+      <w:bookmarkStart w:id="23" w:name="_Toc224568654"/>
+      <w:bookmarkEnd w:id="23"/>
+    </w:p>
+    <w:p>
+      <w:pPr>
+        <w:pStyle w:val="Ttulo2"/>
+      </w:pPr>
+      <w:bookmarkStart w:id="24" w:name="_Toc224568655"/>
+      <w:r>
+        <w:t>Tamaño, localización e ingeniería del proyecto</w:t>
+      </w:r>
       <w:bookmarkEnd w:id="24"/>
-    </w:p>
-    <w:p>
-      <w:pPr>
-        <w:pStyle w:val="Ttulo2"/>
-      </w:pPr>
-      <w:bookmarkStart w:id="25" w:name="_Toc224568655"/>
-      <w:r>
-        <w:t>Tamaño, localización e ingeniería del proyecto</w:t>
-      </w:r>
-      <w:bookmarkEnd w:id="25"/>
     </w:p>
     <w:p>
       <w:pPr>
@@ -11774,12 +11773,12 @@
       <w:pPr>
         <w:pStyle w:val="Ttulo2"/>
       </w:pPr>
-      <w:bookmarkStart w:id="26" w:name="_Toc224568656"/>
+      <w:bookmarkStart w:id="25" w:name="_Toc224568656"/>
       <w:r>
         <w:lastRenderedPageBreak/>
         <w:t>Proceso productivo y distribución en planta</w:t>
       </w:r>
-      <w:bookmarkEnd w:id="26"/>
+      <w:bookmarkEnd w:id="25"/>
     </w:p>
     <w:p>
       <w:pPr>
@@ -11875,9 +11874,6 @@
       </w:r>
     </w:p>
     <w:p>
-      <w:pPr>
-        <w:pStyle w:val="Figura"/>
-      </w:pPr>
       <w:r>
         <w:lastRenderedPageBreak/>
         <w:t>Ciclo del proceso productivo</w:t>
@@ -12057,7 +12053,21 @@
           <w:b/>
           <w:lang w:eastAsia="es-CO"/>
         </w:rPr>
-        <w:t>Cumplir expectativas del Cliente</w:t>
+        <w:t xml:space="preserve">Cumplir expectativas del </w:t>
+      </w:r>
+      <w:r>
+        <w:rPr>
+          <w:b/>
+          <w:lang w:eastAsia="es-CO"/>
+        </w:rPr>
+        <w:t>c</w:t>
+      </w:r>
+      <w:r>
+        <w:rPr>
+          <w:b/>
+          <w:lang w:eastAsia="es-CO"/>
+        </w:rPr>
+        <w:t>liente</w:t>
       </w:r>
       <w:r>
         <w:rPr>
@@ -12123,11 +12133,11 @@
       <w:pPr>
         <w:pStyle w:val="Ttulo2"/>
       </w:pPr>
-      <w:bookmarkStart w:id="27" w:name="_Toc224568657"/>
+      <w:bookmarkStart w:id="26" w:name="_Toc224568657"/>
       <w:r>
         <w:t>Estructura organizacional y legal del proyecto</w:t>
       </w:r>
-      <w:bookmarkEnd w:id="27"/>
+      <w:bookmarkEnd w:id="26"/>
     </w:p>
     <w:p>
       <w:pPr>
@@ -12719,12 +12729,12 @@
       <w:pPr>
         <w:pStyle w:val="Ttulo1"/>
       </w:pPr>
-      <w:bookmarkStart w:id="28" w:name="_Toc224568658"/>
+      <w:bookmarkStart w:id="27" w:name="_Toc224568658"/>
       <w:r>
         <w:lastRenderedPageBreak/>
         <w:t>Estudio financiero del proyecto</w:t>
       </w:r>
-      <w:bookmarkEnd w:id="28"/>
+      <w:bookmarkEnd w:id="27"/>
     </w:p>
     <w:p>
       <w:pPr>
@@ -13028,18 +13038,18 @@
           <w:lang w:eastAsia="es-CO"/>
         </w:rPr>
       </w:pPr>
-      <w:bookmarkStart w:id="29" w:name="_Toc224568659"/>
+      <w:bookmarkStart w:id="28" w:name="_Toc224568659"/>
+      <w:bookmarkEnd w:id="28"/>
+    </w:p>
+    <w:p>
+      <w:pPr>
+        <w:pStyle w:val="Ttulo2"/>
+      </w:pPr>
+      <w:bookmarkStart w:id="29" w:name="_Toc224568660"/>
+      <w:r>
+        <w:t>Presupuesto de inversiones y fuentes de financiación</w:t>
+      </w:r>
       <w:bookmarkEnd w:id="29"/>
-    </w:p>
-    <w:p>
-      <w:pPr>
-        <w:pStyle w:val="Ttulo2"/>
-      </w:pPr>
-      <w:bookmarkStart w:id="30" w:name="_Toc224568660"/>
-      <w:r>
-        <w:t>Presupuesto de inversiones y fuentes de financiación</w:t>
-      </w:r>
-      <w:bookmarkEnd w:id="30"/>
     </w:p>
     <w:p>
       <w:pPr>
@@ -13720,11 +13730,11 @@
       <w:pPr>
         <w:pStyle w:val="Ttulo2"/>
       </w:pPr>
-      <w:bookmarkStart w:id="31" w:name="_Toc224568661"/>
+      <w:bookmarkStart w:id="30" w:name="_Toc224568661"/>
       <w:r>
         <w:t>Presupuesto de ingresos, costos y gastos</w:t>
       </w:r>
-      <w:bookmarkEnd w:id="31"/>
+      <w:bookmarkEnd w:id="30"/>
     </w:p>
     <w:p>
       <w:pPr>
@@ -13765,6 +13775,53 @@
           <w:lang w:eastAsia="es-CO"/>
         </w:rPr>
       </w:pPr>
+    </w:p>
+    <w:p>
+      <w:pPr>
+        <w:pStyle w:val="Prrafodelista"/>
+        <w:numPr>
+          <w:ilvl w:val="0"/>
+          <w:numId w:val="35"/>
+        </w:numPr>
+        <w:rPr>
+          <w:b/>
+          <w:lang w:eastAsia="es-CO"/>
+        </w:rPr>
+      </w:pPr>
+      <w:r>
+        <w:rPr>
+          <w:b/>
+          <w:lang w:eastAsia="es-CO"/>
+        </w:rPr>
+        <w:lastRenderedPageBreak/>
+        <w:t>Costos y gastos del proyecto</w:t>
+      </w:r>
+    </w:p>
+    <w:p>
+      <w:pPr>
+        <w:rPr>
+          <w:lang w:eastAsia="es-CO"/>
+        </w:rPr>
+      </w:pPr>
+      <w:r>
+        <w:rPr>
+          <w:lang w:eastAsia="es-CO"/>
+        </w:rPr>
+        <w:t xml:space="preserve">En el estudio financiero es fundamental identificar y diferenciar los costos y los gastos que intervienen en el funcionamiento del proyecto. Esta clasificación permite calcular la rentabilidad, determinar el punto de equilibrio y valorar su sostenibilidad económica. </w:t>
+      </w:r>
+    </w:p>
+    <w:p>
+      <w:pPr>
+        <w:rPr>
+          <w:lang w:eastAsia="es-CO"/>
+        </w:rPr>
+      </w:pPr>
+      <w:r>
+        <w:rPr>
+          <w:lang w:eastAsia="es-CO"/>
+        </w:rPr>
+        <w:t>A continuación, se presentan los principales elementos:</w:t>
+      </w:r>
     </w:p>
     <w:p>
       <w:pPr>
@@ -13783,21 +13840,20 @@
           <w:b/>
           <w:lang w:eastAsia="es-CO"/>
         </w:rPr>
-        <w:lastRenderedPageBreak/>
-        <w:t>Costos y gastos del proyecto</w:t>
-      </w:r>
-    </w:p>
-    <w:p>
-      <w:pPr>
-        <w:rPr>
-          <w:lang w:eastAsia="es-CO"/>
-        </w:rPr>
-      </w:pPr>
-      <w:r>
-        <w:rPr>
-          <w:lang w:eastAsia="es-CO"/>
-        </w:rPr>
-        <w:t>En el estudio financiero es fundamental identificar y diferenciar los costos y los gastos que intervienen en el funcionamiento del proyecto. Esta clasificación permite calcular la rentabilidad, determinar el punto de equilibrio y valorar su sostenibilidad económica. A continuación, se presentan los principales elementos:</w:t>
+        <w:t>Costos directos</w:t>
+      </w:r>
+    </w:p>
+    <w:p>
+      <w:pPr>
+        <w:rPr>
+          <w:lang w:eastAsia="es-CO"/>
+        </w:rPr>
+      </w:pPr>
+      <w:r>
+        <w:rPr>
+          <w:lang w:eastAsia="es-CO"/>
+        </w:rPr>
+        <w:t>Son los valores que se relacionan directamente con la producción del bien o con la prestación del servicio. Incluyen las materias primas, los insumos específicos y la mano de obra directa utilizada en la elaboración del producto.</w:t>
       </w:r>
     </w:p>
     <w:p>
@@ -13817,20 +13873,20 @@
           <w:b/>
           <w:lang w:eastAsia="es-CO"/>
         </w:rPr>
-        <w:t>Costos directos</w:t>
-      </w:r>
-    </w:p>
-    <w:p>
-      <w:pPr>
-        <w:rPr>
-          <w:lang w:eastAsia="es-CO"/>
-        </w:rPr>
-      </w:pPr>
-      <w:r>
-        <w:rPr>
-          <w:lang w:eastAsia="es-CO"/>
-        </w:rPr>
-        <w:t>Son los valores que se relacionan directamente con la producción del bien o con la prestación del servicio. Incluyen las materias primas, los insumos específicos y la mano de obra directa utilizada en la elaboración del producto.</w:t>
+        <w:t>Costos indirectos</w:t>
+      </w:r>
+    </w:p>
+    <w:p>
+      <w:pPr>
+        <w:rPr>
+          <w:lang w:eastAsia="es-CO"/>
+        </w:rPr>
+      </w:pPr>
+      <w:r>
+        <w:rPr>
+          <w:lang w:eastAsia="es-CO"/>
+        </w:rPr>
+        <w:t>Corresponden a los valores necesarios para el proceso productivo que no pueden asignarse a una unidad específica de producto. Por ejemplo, el mantenimiento de equipos, la energía utilizada en la planta y los servicios generales.</w:t>
       </w:r>
     </w:p>
     <w:p>
@@ -13850,21 +13906,42 @@
           <w:b/>
           <w:lang w:eastAsia="es-CO"/>
         </w:rPr>
-        <w:t>Costos indirectos</w:t>
-      </w:r>
-    </w:p>
-    <w:p>
-      <w:pPr>
-        <w:rPr>
-          <w:lang w:eastAsia="es-CO"/>
-        </w:rPr>
-      </w:pPr>
-      <w:r>
-        <w:rPr>
-          <w:lang w:eastAsia="es-CO"/>
-        </w:rPr>
-        <w:t>Corresponden a los valores necesarios para el proceso productivo que no pueden asignarse a una unidad específica de producto. Por ejemplo, el mantenimiento de equipos, la energía utilizada en la planta y los servicios generales.</w:t>
-      </w:r>
+        <w:t>Gastos administrativos</w:t>
+      </w:r>
+    </w:p>
+    <w:p>
+      <w:pPr>
+        <w:rPr>
+          <w:lang w:eastAsia="es-CO"/>
+        </w:rPr>
+      </w:pPr>
+      <w:r>
+        <w:rPr>
+          <w:lang w:eastAsia="es-CO"/>
+        </w:rPr>
+        <w:t>Representan los valores destinados a la gestión y al funcionamiento del proyecto. Incluyen los salarios del personal administrativo, los arrendamientos y los servicios públicos de oficina.</w:t>
+      </w:r>
+    </w:p>
+    <w:p>
+      <w:pPr>
+        <w:rPr>
+          <w:lang w:eastAsia="es-CO"/>
+        </w:rPr>
+      </w:pPr>
+    </w:p>
+    <w:p>
+      <w:pPr>
+        <w:rPr>
+          <w:lang w:eastAsia="es-CO"/>
+        </w:rPr>
+      </w:pPr>
+    </w:p>
+    <w:p>
+      <w:pPr>
+        <w:rPr>
+          <w:lang w:eastAsia="es-CO"/>
+        </w:rPr>
+      </w:pPr>
     </w:p>
     <w:p>
       <w:pPr>
@@ -13883,20 +13960,21 @@
           <w:b/>
           <w:lang w:eastAsia="es-CO"/>
         </w:rPr>
-        <w:t>Gastos administrativos</w:t>
-      </w:r>
-    </w:p>
-    <w:p>
-      <w:pPr>
-        <w:rPr>
-          <w:lang w:eastAsia="es-CO"/>
-        </w:rPr>
-      </w:pPr>
-      <w:r>
-        <w:rPr>
-          <w:lang w:eastAsia="es-CO"/>
-        </w:rPr>
-        <w:t>Representan los valores destinados a la gestión y al funcionamiento del proyecto. Incluyen los salarios del personal administrativo, los arrendamientos y los servicios públicos de oficina.</w:t>
+        <w:lastRenderedPageBreak/>
+        <w:t>Gastos de ventas o comerciales</w:t>
+      </w:r>
+    </w:p>
+    <w:p>
+      <w:pPr>
+        <w:rPr>
+          <w:lang w:eastAsia="es-CO"/>
+        </w:rPr>
+      </w:pPr>
+      <w:r>
+        <w:rPr>
+          <w:lang w:eastAsia="es-CO"/>
+        </w:rPr>
+        <w:t>Se relacionan con las actividades orientadas a la promoción y comercialización del producto o servicio. Entre ellos se encuentran la publicidad, las comisiones por ventas y los gastos de distribución.</w:t>
       </w:r>
     </w:p>
     <w:p>
@@ -13911,117 +13989,79 @@
           <w:lang w:eastAsia="es-CO"/>
         </w:rPr>
       </w:pPr>
+      <w:bookmarkStart w:id="31" w:name="_GoBack"/>
+      <w:bookmarkEnd w:id="31"/>
       <w:r>
         <w:rPr>
           <w:b/>
           <w:lang w:eastAsia="es-CO"/>
         </w:rPr>
-        <w:t>Gastos de ventas o comerciales</w:t>
-      </w:r>
-    </w:p>
-    <w:p>
-      <w:pPr>
-        <w:rPr>
-          <w:lang w:eastAsia="es-CO"/>
-        </w:rPr>
-      </w:pPr>
-      <w:r>
-        <w:rPr>
-          <w:lang w:eastAsia="es-CO"/>
-        </w:rPr>
-        <w:t>Se relacionan con las actividades orientadas a la promoción y comercialización del producto o servicio. Entre ellos se encuentran la publicidad, las comisiones por ventas y los gastos de distribución.</w:t>
-      </w:r>
-    </w:p>
-    <w:p>
-      <w:pPr>
-        <w:rPr>
-          <w:lang w:eastAsia="es-CO"/>
-        </w:rPr>
-      </w:pPr>
-    </w:p>
-    <w:p>
-      <w:pPr>
-        <w:pStyle w:val="Prrafodelista"/>
-        <w:numPr>
-          <w:ilvl w:val="0"/>
-          <w:numId w:val="29"/>
-        </w:numPr>
-        <w:rPr>
-          <w:b/>
-          <w:lang w:eastAsia="es-CO"/>
-        </w:rPr>
-      </w:pPr>
-      <w:r>
-        <w:rPr>
-          <w:b/>
+        <w:t>Impacto en la rentabilidad</w:t>
+      </w:r>
+    </w:p>
+    <w:p>
+      <w:pPr>
+        <w:rPr>
+          <w:lang w:eastAsia="es-CO"/>
+        </w:rPr>
+      </w:pPr>
+      <w:r>
+        <w:rPr>
+          <w:lang w:eastAsia="es-CO"/>
+        </w:rPr>
+        <w:t>Permite determinar el margen de utilidad y establecer el punto de equilibrio, evaluando si los ingresos cubren los costos y gastos del proyecto.</w:t>
+      </w:r>
+    </w:p>
+    <w:p>
+      <w:pPr>
+        <w:rPr>
+          <w:lang w:eastAsia="es-CO"/>
+        </w:rPr>
+      </w:pPr>
+      <w:r>
+        <w:rPr>
+          <w:lang w:eastAsia="es-CO"/>
+        </w:rPr>
+        <w:t>El análisis estratégico de costos y gastos es fundamental para determinar la rentabilidad y el punto de equilibrio del proyecto, ya que permite comprender el uso de los recursos y su impacto en los resultados financieros.</w:t>
+      </w:r>
+    </w:p>
+    <w:p>
+      <w:pPr>
+        <w:rPr>
+          <w:lang w:eastAsia="es-CO"/>
+        </w:rPr>
+      </w:pPr>
+      <w:r>
+        <w:rPr>
+          <w:lang w:eastAsia="es-CO"/>
+        </w:rPr>
+        <w:t>Una clasificación adecuada facilita estimar el nivel mínimo de ventas necesario para cubrir las obligaciones económicas, analizar la generación de utilidades y evaluar la viabilidad del proyecto. En consecuencia, esta comprensión fortalece la planeación financiera y orienta decisiones estratégicas encaminadas a garantizar su sostenibilidad en el tiempo.</w:t>
+      </w:r>
+    </w:p>
+    <w:p>
+      <w:pPr>
+        <w:rPr>
+          <w:lang w:eastAsia="es-CO"/>
+        </w:rPr>
+      </w:pPr>
+      <w:r>
+        <w:rPr>
+          <w:lang w:eastAsia="es-CO"/>
+        </w:rPr>
+        <w:t>La elaboración del presupuesto permite verificar si los ingresos proyectados son suficientes para cubrir los costos y gastos y, además, generar una utilidad razonable. Este proceso facilita identificar ajustes en precios, optimización de recursos o fortalecimiento de estrategias comerciales. Por tanto, el presupuesto de ingresos, costos y gastos no solo presenta una estimación financiera, sino que también constituye una herramienta de planificación y control que respalda la toma de decisiones estratégicas.</w:t>
+      </w:r>
+    </w:p>
+    <w:p>
+      <w:pPr>
+        <w:rPr>
+          <w:lang w:eastAsia="es-CO"/>
+        </w:rPr>
+      </w:pPr>
+      <w:r>
+        <w:rPr>
           <w:lang w:eastAsia="es-CO"/>
         </w:rPr>
         <w:lastRenderedPageBreak/>
-        <w:t>Impacto en la rentabilidad</w:t>
-      </w:r>
-    </w:p>
-    <w:p>
-      <w:pPr>
-        <w:rPr>
-          <w:lang w:eastAsia="es-CO"/>
-        </w:rPr>
-      </w:pPr>
-      <w:r>
-        <w:rPr>
-          <w:lang w:eastAsia="es-CO"/>
-        </w:rPr>
-        <w:t>Permite determinar el margen de utilidad y establecer el punto de equilibrio, evaluando si los ingresos cubren los costos y gastos del proyecto.</w:t>
-      </w:r>
-    </w:p>
-    <w:p>
-      <w:pPr>
-        <w:rPr>
-          <w:lang w:eastAsia="es-CO"/>
-        </w:rPr>
-      </w:pPr>
-      <w:r>
-        <w:rPr>
-          <w:lang w:eastAsia="es-CO"/>
-        </w:rPr>
-        <w:t>El análisis estratégico de costos y gastos es fundamental para determinar la rentabilidad y el punto de equilibrio del proyecto, ya que permite comprender el uso de los recursos y su impacto en los resultados financieros.</w:t>
-      </w:r>
-    </w:p>
-    <w:p>
-      <w:pPr>
-        <w:rPr>
-          <w:lang w:eastAsia="es-CO"/>
-        </w:rPr>
-      </w:pPr>
-      <w:r>
-        <w:rPr>
-          <w:lang w:eastAsia="es-CO"/>
-        </w:rPr>
-        <w:t>Una clasificación adecuada facilita estimar el nivel mínimo de ventas necesario para cubrir las obligaciones económicas, analizar la generación de utilidades y evaluar la viabilidad del proyecto. En consecuencia, esta comprensión fortalece la planeación financiera y orienta decisiones estratégicas encaminadas a garantizar su sostenibilidad en el tiempo.</w:t>
-      </w:r>
-    </w:p>
-    <w:p>
-      <w:pPr>
-        <w:rPr>
-          <w:lang w:eastAsia="es-CO"/>
-        </w:rPr>
-      </w:pPr>
-      <w:r>
-        <w:rPr>
-          <w:lang w:eastAsia="es-CO"/>
-        </w:rPr>
-        <w:t>La elaboración del presupuesto permite verificar si los ingresos proyectados son suficientes para cubrir los costos y gastos y, además, generar una utilidad razonable. Este proceso facilita identificar ajustes en precios, optimización de recursos o fortalecimiento de estrategias comerciales. Por tanto, el presupuesto de ingresos, costos y gastos no solo presenta una estimación financiera, sino que también constituye una herramienta de planificación y control que respalda la toma de decisiones estratégicas.</w:t>
-      </w:r>
-    </w:p>
-    <w:p>
-      <w:pPr>
-        <w:rPr>
-          <w:lang w:eastAsia="es-CO"/>
-        </w:rPr>
-      </w:pPr>
-      <w:r>
-        <w:rPr>
-          <w:lang w:eastAsia="es-CO"/>
-        </w:rPr>
         <w:t>La siguiente tabla presenta un ejemplo aplicado del presupuesto mensual de ingresos, costos y gastos correspondiente a un proyecto de venta de servicios de capacitación financiera, con el propósito de ilustrar cómo se estructura y cuantifica cada componente financiero para determinar la utilidad operacional estimada del proyecto.</w:t>
       </w:r>
     </w:p>
@@ -14036,7 +14076,6 @@
         <w:rPr>
           <w:lang w:eastAsia="es-CO"/>
         </w:rPr>
-        <w:lastRenderedPageBreak/>
         <w:t xml:space="preserve"> Presupuesto mensual de ingresos, costos y gastos</w:t>
       </w:r>
     </w:p>
@@ -14733,6 +14772,7 @@
               <w:ind w:firstLine="0"/>
             </w:pPr>
             <w:r>
+              <w:lastRenderedPageBreak/>
               <w:t>Plataforma virtual</w:t>
             </w:r>
           </w:p>
@@ -14878,7 +14918,6 @@
               <w:ind w:firstLine="0"/>
             </w:pPr>
             <w:r>
-              <w:lastRenderedPageBreak/>
               <w:t>Gastos administrativos</w:t>
             </w:r>
           </w:p>
@@ -15308,6 +15347,7 @@
               <w:ind w:firstLine="0"/>
             </w:pPr>
             <w:r>
+              <w:lastRenderedPageBreak/>
               <w:t>Utilidad estimada</w:t>
             </w:r>
           </w:p>
@@ -15386,7 +15426,6 @@
       </w:pPr>
       <w:bookmarkStart w:id="32" w:name="_Toc224568662"/>
       <w:r>
-        <w:lastRenderedPageBreak/>
         <w:t>Estados financieros proyectados y punto de equilibrio</w:t>
       </w:r>
       <w:bookmarkEnd w:id="32"/>
@@ -15447,7 +15486,14 @@
         <w:rPr>
           <w:lang w:eastAsia="es-CO"/>
         </w:rPr>
-        <w:t>Presenta la estimación de las utilidades o pérdidas que el proyecto podría generar en un periodo determinado. Se construye comparando los ingresos previstos con los costos y gastos estimados. Su análisis permite evaluar la rentabilidad operativa y determinar si la actividad proyectada genera beneficios económicos.</w:t>
+        <w:t xml:space="preserve">Presenta la estimación de las utilidades o pérdidas que el proyecto podría generar en un periodo determinado. Se construye comparando los ingresos previstos </w:t>
+      </w:r>
+      <w:r>
+        <w:rPr>
+          <w:lang w:eastAsia="es-CO"/>
+        </w:rPr>
+        <w:lastRenderedPageBreak/>
+        <w:t>con los costos y gastos estimados. Su análisis permite evaluar la rentabilidad operativa y determinar si la actividad proyectada genera beneficios económicos.</w:t>
       </w:r>
     </w:p>
     <w:p>
@@ -15493,7 +15539,6 @@
         <w:rPr>
           <w:lang w:eastAsia="es-CO"/>
         </w:rPr>
-        <w:lastRenderedPageBreak/>
         <w:t>El estado de resultados proyectado permite analizar si el proyecto generará utilidades o pérdidas a partir de la relación entre ingresos, costos y gastos estimados, ofreciendo una visión clara de su rentabilidad</w:t>
       </w:r>
       <w:r>
@@ -15559,6 +15604,7 @@
           <w:b/>
           <w:lang w:eastAsia="es-CO"/>
         </w:rPr>
+        <w:lastRenderedPageBreak/>
         <w:t xml:space="preserve">Cálculo del punto de equilibrio </w:t>
       </w:r>
     </w:p>
@@ -15605,7 +15651,6 @@
         <w:rPr>
           <w:lang w:eastAsia="es-CO"/>
         </w:rPr>
-        <w:lastRenderedPageBreak/>
         <w:t>Considérese el siguiente escenario:</w:t>
       </w:r>
     </w:p>
@@ -15848,6 +15893,7 @@
               <w:rFonts w:ascii="Cambria Math" w:hAnsi="Cambria Math"/>
               <w:lang w:eastAsia="es-CO"/>
             </w:rPr>
+            <w:lastRenderedPageBreak/>
             <m:t>PE</m:t>
           </m:r>
           <m:r>
@@ -18841,6 +18887,120 @@
     </w:lvl>
   </w:abstractNum>
   <w:abstractNum w:abstractNumId="13" w15:restartNumberingAfterBreak="0">
+    <w:nsid w:val="32A407E9"/>
+    <w:multiLevelType w:val="hybridMultilevel"/>
+    <w:tmpl w:val="3412241E"/>
+    <w:lvl w:ilvl="0" w:tplc="B0961070">
+      <w:start w:val="1"/>
+      <w:numFmt w:val="lowerLetter"/>
+      <w:lvlText w:val="%1)"/>
+      <w:lvlJc w:val="left"/>
+      <w:pPr>
+        <w:ind w:left="720" w:hanging="360"/>
+      </w:pPr>
+      <w:rPr>
+        <w:rFonts w:hint="default"/>
+        <w:b/>
+      </w:rPr>
+    </w:lvl>
+    <w:lvl w:ilvl="1" w:tplc="240A0003" w:tentative="1">
+      <w:start w:val="1"/>
+      <w:numFmt w:val="bullet"/>
+      <w:lvlText w:val="o"/>
+      <w:lvlJc w:val="left"/>
+      <w:pPr>
+        <w:ind w:left="1440" w:hanging="360"/>
+      </w:pPr>
+      <w:rPr>
+        <w:rFonts w:ascii="Courier New" w:hAnsi="Courier New" w:cs="Courier New" w:hint="default"/>
+      </w:rPr>
+    </w:lvl>
+    <w:lvl w:ilvl="2" w:tplc="240A0005" w:tentative="1">
+      <w:start w:val="1"/>
+      <w:numFmt w:val="bullet"/>
+      <w:lvlText w:val=""/>
+      <w:lvlJc w:val="left"/>
+      <w:pPr>
+        <w:ind w:left="2160" w:hanging="360"/>
+      </w:pPr>
+      <w:rPr>
+        <w:rFonts w:ascii="Wingdings" w:hAnsi="Wingdings" w:hint="default"/>
+      </w:rPr>
+    </w:lvl>
+    <w:lvl w:ilvl="3" w:tplc="240A0001" w:tentative="1">
+      <w:start w:val="1"/>
+      <w:numFmt w:val="bullet"/>
+      <w:lvlText w:val=""/>
+      <w:lvlJc w:val="left"/>
+      <w:pPr>
+        <w:ind w:left="2880" w:hanging="360"/>
+      </w:pPr>
+      <w:rPr>
+        <w:rFonts w:ascii="Symbol" w:hAnsi="Symbol" w:hint="default"/>
+      </w:rPr>
+    </w:lvl>
+    <w:lvl w:ilvl="4" w:tplc="240A0003" w:tentative="1">
+      <w:start w:val="1"/>
+      <w:numFmt w:val="bullet"/>
+      <w:lvlText w:val="o"/>
+      <w:lvlJc w:val="left"/>
+      <w:pPr>
+        <w:ind w:left="3600" w:hanging="360"/>
+      </w:pPr>
+      <w:rPr>
+        <w:rFonts w:ascii="Courier New" w:hAnsi="Courier New" w:cs="Courier New" w:hint="default"/>
+      </w:rPr>
+    </w:lvl>
+    <w:lvl w:ilvl="5" w:tplc="240A0005" w:tentative="1">
+      <w:start w:val="1"/>
+      <w:numFmt w:val="bullet"/>
+      <w:lvlText w:val=""/>
+      <w:lvlJc w:val="left"/>
+      <w:pPr>
+        <w:ind w:left="4320" w:hanging="360"/>
+      </w:pPr>
+      <w:rPr>
+        <w:rFonts w:ascii="Wingdings" w:hAnsi="Wingdings" w:hint="default"/>
+      </w:rPr>
+    </w:lvl>
+    <w:lvl w:ilvl="6" w:tplc="240A0001" w:tentative="1">
+      <w:start w:val="1"/>
+      <w:numFmt w:val="bullet"/>
+      <w:lvlText w:val=""/>
+      <w:lvlJc w:val="left"/>
+      <w:pPr>
+        <w:ind w:left="5040" w:hanging="360"/>
+      </w:pPr>
+      <w:rPr>
+        <w:rFonts w:ascii="Symbol" w:hAnsi="Symbol" w:hint="default"/>
+      </w:rPr>
+    </w:lvl>
+    <w:lvl w:ilvl="7" w:tplc="240A0003" w:tentative="1">
+      <w:start w:val="1"/>
+      <w:numFmt w:val="bullet"/>
+      <w:lvlText w:val="o"/>
+      <w:lvlJc w:val="left"/>
+      <w:pPr>
+        <w:ind w:left="5760" w:hanging="360"/>
+      </w:pPr>
+      <w:rPr>
+        <w:rFonts w:ascii="Courier New" w:hAnsi="Courier New" w:cs="Courier New" w:hint="default"/>
+      </w:rPr>
+    </w:lvl>
+    <w:lvl w:ilvl="8" w:tplc="240A0005" w:tentative="1">
+      <w:start w:val="1"/>
+      <w:numFmt w:val="bullet"/>
+      <w:lvlText w:val=""/>
+      <w:lvlJc w:val="left"/>
+      <w:pPr>
+        <w:ind w:left="6480" w:hanging="360"/>
+      </w:pPr>
+      <w:rPr>
+        <w:rFonts w:ascii="Wingdings" w:hAnsi="Wingdings" w:hint="default"/>
+      </w:rPr>
+    </w:lvl>
+  </w:abstractNum>
+  <w:abstractNum w:abstractNumId="14" w15:restartNumberingAfterBreak="0">
     <w:nsid w:val="32DE3A2E"/>
     <w:multiLevelType w:val="hybridMultilevel"/>
     <w:tmpl w:val="9E106AF6"/>
@@ -18930,7 +19090,7 @@
       </w:pPr>
     </w:lvl>
   </w:abstractNum>
-  <w:abstractNum w:abstractNumId="14" w15:restartNumberingAfterBreak="0">
+  <w:abstractNum w:abstractNumId="15" w15:restartNumberingAfterBreak="0">
     <w:nsid w:val="34EB4DF7"/>
     <w:multiLevelType w:val="hybridMultilevel"/>
     <w:tmpl w:val="5EF8DA64"/>
@@ -19043,7 +19203,7 @@
       </w:rPr>
     </w:lvl>
   </w:abstractNum>
-  <w:abstractNum w:abstractNumId="15" w15:restartNumberingAfterBreak="0">
+  <w:abstractNum w:abstractNumId="16" w15:restartNumberingAfterBreak="0">
     <w:nsid w:val="368E176E"/>
     <w:multiLevelType w:val="hybridMultilevel"/>
     <w:tmpl w:val="BDF054FE"/>
@@ -19137,7 +19297,7 @@
       </w:pPr>
     </w:lvl>
   </w:abstractNum>
-  <w:abstractNum w:abstractNumId="16" w15:restartNumberingAfterBreak="0">
+  <w:abstractNum w:abstractNumId="17" w15:restartNumberingAfterBreak="0">
     <w:nsid w:val="396F27A0"/>
     <w:multiLevelType w:val="hybridMultilevel"/>
     <w:tmpl w:val="5FF0F63C"/>
@@ -19227,7 +19387,7 @@
       </w:pPr>
     </w:lvl>
   </w:abstractNum>
-  <w:abstractNum w:abstractNumId="17" w15:restartNumberingAfterBreak="0">
+  <w:abstractNum w:abstractNumId="18" w15:restartNumberingAfterBreak="0">
     <w:nsid w:val="3A614CDB"/>
     <w:multiLevelType w:val="hybridMultilevel"/>
     <w:tmpl w:val="41A49C44"/>
@@ -19340,7 +19500,93 @@
       </w:rPr>
     </w:lvl>
   </w:abstractNum>
-  <w:abstractNum w:abstractNumId="18" w15:restartNumberingAfterBreak="0">
+  <w:abstractNum w:abstractNumId="19" w15:restartNumberingAfterBreak="0">
+    <w:nsid w:val="425D2894"/>
+    <w:multiLevelType w:val="hybridMultilevel"/>
+    <w:tmpl w:val="603427E8"/>
+    <w:lvl w:ilvl="0" w:tplc="3AF886BC">
+      <w:start w:val="1"/>
+      <w:numFmt w:val="decimal"/>
+      <w:lvlText w:val="%1."/>
+      <w:lvlJc w:val="left"/>
+      <w:pPr>
+        <w:ind w:left="720" w:hanging="360"/>
+      </w:pPr>
+    </w:lvl>
+    <w:lvl w:ilvl="1" w:tplc="240A0019" w:tentative="1">
+      <w:start w:val="1"/>
+      <w:numFmt w:val="lowerLetter"/>
+      <w:lvlText w:val="%2."/>
+      <w:lvlJc w:val="left"/>
+      <w:pPr>
+        <w:ind w:left="1440" w:hanging="360"/>
+      </w:pPr>
+    </w:lvl>
+    <w:lvl w:ilvl="2" w:tplc="240A001B" w:tentative="1">
+      <w:start w:val="1"/>
+      <w:numFmt w:val="lowerRoman"/>
+      <w:lvlText w:val="%3."/>
+      <w:lvlJc w:val="right"/>
+      <w:pPr>
+        <w:ind w:left="2160" w:hanging="180"/>
+      </w:pPr>
+    </w:lvl>
+    <w:lvl w:ilvl="3" w:tplc="240A000F" w:tentative="1">
+      <w:start w:val="1"/>
+      <w:numFmt w:val="decimal"/>
+      <w:lvlText w:val="%4."/>
+      <w:lvlJc w:val="left"/>
+      <w:pPr>
+        <w:ind w:left="2880" w:hanging="360"/>
+      </w:pPr>
+    </w:lvl>
+    <w:lvl w:ilvl="4" w:tplc="240A0019" w:tentative="1">
+      <w:start w:val="1"/>
+      <w:numFmt w:val="lowerLetter"/>
+      <w:lvlText w:val="%5."/>
+      <w:lvlJc w:val="left"/>
+      <w:pPr>
+        <w:ind w:left="3600" w:hanging="360"/>
+      </w:pPr>
+    </w:lvl>
+    <w:lvl w:ilvl="5" w:tplc="240A001B" w:tentative="1">
+      <w:start w:val="1"/>
+      <w:numFmt w:val="lowerRoman"/>
+      <w:lvlText w:val="%6."/>
+      <w:lvlJc w:val="right"/>
+      <w:pPr>
+        <w:ind w:left="4320" w:hanging="180"/>
+      </w:pPr>
+    </w:lvl>
+    <w:lvl w:ilvl="6" w:tplc="240A000F" w:tentative="1">
+      <w:start w:val="1"/>
+      <w:numFmt w:val="decimal"/>
+      <w:lvlText w:val="%7."/>
+      <w:lvlJc w:val="left"/>
+      <w:pPr>
+        <w:ind w:left="5040" w:hanging="360"/>
+      </w:pPr>
+    </w:lvl>
+    <w:lvl w:ilvl="7" w:tplc="240A0019" w:tentative="1">
+      <w:start w:val="1"/>
+      <w:numFmt w:val="lowerLetter"/>
+      <w:lvlText w:val="%8."/>
+      <w:lvlJc w:val="left"/>
+      <w:pPr>
+        <w:ind w:left="5760" w:hanging="360"/>
+      </w:pPr>
+    </w:lvl>
+    <w:lvl w:ilvl="8" w:tplc="240A001B" w:tentative="1">
+      <w:start w:val="1"/>
+      <w:numFmt w:val="lowerRoman"/>
+      <w:lvlText w:val="%9."/>
+      <w:lvlJc w:val="right"/>
+      <w:pPr>
+        <w:ind w:left="6480" w:hanging="180"/>
+      </w:pPr>
+    </w:lvl>
+  </w:abstractNum>
+  <w:abstractNum w:abstractNumId="20" w15:restartNumberingAfterBreak="0">
     <w:nsid w:val="495C0A4E"/>
     <w:multiLevelType w:val="hybridMultilevel"/>
     <w:tmpl w:val="F87686D8"/>
@@ -19430,7 +19676,7 @@
       </w:pPr>
     </w:lvl>
   </w:abstractNum>
-  <w:abstractNum w:abstractNumId="19" w15:restartNumberingAfterBreak="0">
+  <w:abstractNum w:abstractNumId="21" w15:restartNumberingAfterBreak="0">
     <w:nsid w:val="4EBE1EF6"/>
     <w:multiLevelType w:val="hybridMultilevel"/>
     <w:tmpl w:val="F6A60586"/>
@@ -19523,7 +19769,7 @@
       </w:pPr>
     </w:lvl>
   </w:abstractNum>
-  <w:abstractNum w:abstractNumId="20" w15:restartNumberingAfterBreak="0">
+  <w:abstractNum w:abstractNumId="22" w15:restartNumberingAfterBreak="0">
     <w:nsid w:val="5BD67215"/>
     <w:multiLevelType w:val="hybridMultilevel"/>
     <w:tmpl w:val="8E781BB0"/>
@@ -19637,7 +19883,7 @@
       </w:rPr>
     </w:lvl>
   </w:abstractNum>
-  <w:abstractNum w:abstractNumId="21" w15:restartNumberingAfterBreak="0">
+  <w:abstractNum w:abstractNumId="23" w15:restartNumberingAfterBreak="0">
     <w:nsid w:val="648641DB"/>
     <w:multiLevelType w:val="hybridMultilevel"/>
     <w:tmpl w:val="32FA289C"/>
@@ -19750,220 +19996,18 @@
       </w:rPr>
     </w:lvl>
   </w:abstractNum>
-  <w:abstractNum w:abstractNumId="22" w15:restartNumberingAfterBreak="0">
-    <w:nsid w:val="6D9409C3"/>
+  <w:abstractNum w:abstractNumId="24" w15:restartNumberingAfterBreak="0">
+    <w:nsid w:val="6584463D"/>
     <w:multiLevelType w:val="hybridMultilevel"/>
-    <w:tmpl w:val="6B029568"/>
-    <w:lvl w:ilvl="0" w:tplc="240A0001">
-      <w:start w:val="1"/>
-      <w:numFmt w:val="bullet"/>
-      <w:lvlText w:val=""/>
-      <w:lvlJc w:val="left"/>
-      <w:pPr>
-        <w:ind w:left="1429" w:hanging="360"/>
-      </w:pPr>
-      <w:rPr>
-        <w:rFonts w:ascii="Symbol" w:hAnsi="Symbol" w:hint="default"/>
-      </w:rPr>
-    </w:lvl>
-    <w:lvl w:ilvl="1" w:tplc="240A0003" w:tentative="1">
-      <w:start w:val="1"/>
-      <w:numFmt w:val="bullet"/>
-      <w:lvlText w:val="o"/>
-      <w:lvlJc w:val="left"/>
-      <w:pPr>
-        <w:ind w:left="2149" w:hanging="360"/>
-      </w:pPr>
-      <w:rPr>
-        <w:rFonts w:ascii="Courier New" w:hAnsi="Courier New" w:cs="Courier New" w:hint="default"/>
-      </w:rPr>
-    </w:lvl>
-    <w:lvl w:ilvl="2" w:tplc="240A0005" w:tentative="1">
-      <w:start w:val="1"/>
-      <w:numFmt w:val="bullet"/>
-      <w:lvlText w:val=""/>
-      <w:lvlJc w:val="left"/>
-      <w:pPr>
-        <w:ind w:left="2869" w:hanging="360"/>
-      </w:pPr>
-      <w:rPr>
-        <w:rFonts w:ascii="Wingdings" w:hAnsi="Wingdings" w:hint="default"/>
-      </w:rPr>
-    </w:lvl>
-    <w:lvl w:ilvl="3" w:tplc="240A0001" w:tentative="1">
-      <w:start w:val="1"/>
-      <w:numFmt w:val="bullet"/>
-      <w:lvlText w:val=""/>
-      <w:lvlJc w:val="left"/>
-      <w:pPr>
-        <w:ind w:left="3589" w:hanging="360"/>
-      </w:pPr>
-      <w:rPr>
-        <w:rFonts w:ascii="Symbol" w:hAnsi="Symbol" w:hint="default"/>
-      </w:rPr>
-    </w:lvl>
-    <w:lvl w:ilvl="4" w:tplc="240A0003" w:tentative="1">
-      <w:start w:val="1"/>
-      <w:numFmt w:val="bullet"/>
-      <w:lvlText w:val="o"/>
-      <w:lvlJc w:val="left"/>
-      <w:pPr>
-        <w:ind w:left="4309" w:hanging="360"/>
-      </w:pPr>
-      <w:rPr>
-        <w:rFonts w:ascii="Courier New" w:hAnsi="Courier New" w:cs="Courier New" w:hint="default"/>
-      </w:rPr>
-    </w:lvl>
-    <w:lvl w:ilvl="5" w:tplc="240A0005" w:tentative="1">
-      <w:start w:val="1"/>
-      <w:numFmt w:val="bullet"/>
-      <w:lvlText w:val=""/>
-      <w:lvlJc w:val="left"/>
-      <w:pPr>
-        <w:ind w:left="5029" w:hanging="360"/>
-      </w:pPr>
-      <w:rPr>
-        <w:rFonts w:ascii="Wingdings" w:hAnsi="Wingdings" w:hint="default"/>
-      </w:rPr>
-    </w:lvl>
-    <w:lvl w:ilvl="6" w:tplc="240A0001" w:tentative="1">
-      <w:start w:val="1"/>
-      <w:numFmt w:val="bullet"/>
-      <w:lvlText w:val=""/>
-      <w:lvlJc w:val="left"/>
-      <w:pPr>
-        <w:ind w:left="5749" w:hanging="360"/>
-      </w:pPr>
-      <w:rPr>
-        <w:rFonts w:ascii="Symbol" w:hAnsi="Symbol" w:hint="default"/>
-      </w:rPr>
-    </w:lvl>
-    <w:lvl w:ilvl="7" w:tplc="240A0003" w:tentative="1">
-      <w:start w:val="1"/>
-      <w:numFmt w:val="bullet"/>
-      <w:lvlText w:val="o"/>
-      <w:lvlJc w:val="left"/>
-      <w:pPr>
-        <w:ind w:left="6469" w:hanging="360"/>
-      </w:pPr>
-      <w:rPr>
-        <w:rFonts w:ascii="Courier New" w:hAnsi="Courier New" w:cs="Courier New" w:hint="default"/>
-      </w:rPr>
-    </w:lvl>
-    <w:lvl w:ilvl="8" w:tplc="240A0005" w:tentative="1">
-      <w:start w:val="1"/>
-      <w:numFmt w:val="bullet"/>
-      <w:lvlText w:val=""/>
-      <w:lvlJc w:val="left"/>
-      <w:pPr>
-        <w:ind w:left="7189" w:hanging="360"/>
-      </w:pPr>
-      <w:rPr>
-        <w:rFonts w:ascii="Wingdings" w:hAnsi="Wingdings" w:hint="default"/>
-      </w:rPr>
-    </w:lvl>
-  </w:abstractNum>
-  <w:abstractNum w:abstractNumId="23" w15:restartNumberingAfterBreak="0">
-    <w:nsid w:val="6E935CA3"/>
-    <w:multiLevelType w:val="hybridMultilevel"/>
-    <w:tmpl w:val="76261254"/>
-    <w:lvl w:ilvl="0" w:tplc="B0961070">
-      <w:start w:val="1"/>
-      <w:numFmt w:val="lowerLetter"/>
-      <w:lvlText w:val="%1)"/>
-      <w:lvlJc w:val="left"/>
-      <w:pPr>
-        <w:ind w:left="720" w:hanging="360"/>
-      </w:pPr>
-      <w:rPr>
-        <w:rFonts w:hint="default"/>
-        <w:b/>
-      </w:rPr>
-    </w:lvl>
-    <w:lvl w:ilvl="1" w:tplc="240A0019" w:tentative="1">
-      <w:start w:val="1"/>
-      <w:numFmt w:val="lowerLetter"/>
-      <w:lvlText w:val="%2."/>
-      <w:lvlJc w:val="left"/>
-      <w:pPr>
-        <w:ind w:left="1440" w:hanging="360"/>
-      </w:pPr>
-    </w:lvl>
-    <w:lvl w:ilvl="2" w:tplc="240A001B" w:tentative="1">
-      <w:start w:val="1"/>
-      <w:numFmt w:val="lowerRoman"/>
-      <w:lvlText w:val="%3."/>
-      <w:lvlJc w:val="right"/>
-      <w:pPr>
-        <w:ind w:left="2160" w:hanging="180"/>
-      </w:pPr>
-    </w:lvl>
-    <w:lvl w:ilvl="3" w:tplc="240A000F" w:tentative="1">
+    <w:tmpl w:val="D18808AA"/>
+    <w:lvl w:ilvl="0" w:tplc="AB0ECDA2">
       <w:start w:val="1"/>
       <w:numFmt w:val="decimal"/>
-      <w:lvlText w:val="%4."/>
-      <w:lvlJc w:val="left"/>
-      <w:pPr>
-        <w:ind w:left="2880" w:hanging="360"/>
-      </w:pPr>
-    </w:lvl>
-    <w:lvl w:ilvl="4" w:tplc="240A0019" w:tentative="1">
-      <w:start w:val="1"/>
-      <w:numFmt w:val="lowerLetter"/>
-      <w:lvlText w:val="%5."/>
-      <w:lvlJc w:val="left"/>
-      <w:pPr>
-        <w:ind w:left="3600" w:hanging="360"/>
-      </w:pPr>
-    </w:lvl>
-    <w:lvl w:ilvl="5" w:tplc="240A001B" w:tentative="1">
-      <w:start w:val="1"/>
-      <w:numFmt w:val="lowerRoman"/>
-      <w:lvlText w:val="%6."/>
-      <w:lvlJc w:val="right"/>
-      <w:pPr>
-        <w:ind w:left="4320" w:hanging="180"/>
-      </w:pPr>
-    </w:lvl>
-    <w:lvl w:ilvl="6" w:tplc="240A000F" w:tentative="1">
-      <w:start w:val="1"/>
-      <w:numFmt w:val="decimal"/>
-      <w:lvlText w:val="%7."/>
-      <w:lvlJc w:val="left"/>
-      <w:pPr>
-        <w:ind w:left="5040" w:hanging="360"/>
-      </w:pPr>
-    </w:lvl>
-    <w:lvl w:ilvl="7" w:tplc="240A0019" w:tentative="1">
-      <w:start w:val="1"/>
-      <w:numFmt w:val="lowerLetter"/>
-      <w:lvlText w:val="%8."/>
-      <w:lvlJc w:val="left"/>
-      <w:pPr>
-        <w:ind w:left="5760" w:hanging="360"/>
-      </w:pPr>
-    </w:lvl>
-    <w:lvl w:ilvl="8" w:tplc="240A001B" w:tentative="1">
-      <w:start w:val="1"/>
-      <w:numFmt w:val="lowerRoman"/>
-      <w:lvlText w:val="%9."/>
-      <w:lvlJc w:val="right"/>
-      <w:pPr>
-        <w:ind w:left="6480" w:hanging="180"/>
-      </w:pPr>
-    </w:lvl>
-  </w:abstractNum>
-  <w:abstractNum w:abstractNumId="24" w15:restartNumberingAfterBreak="0">
-    <w:nsid w:val="743558E5"/>
-    <w:multiLevelType w:val="hybridMultilevel"/>
-    <w:tmpl w:val="A6F230A0"/>
-    <w:lvl w:ilvl="0" w:tplc="EC700CF6">
-      <w:start w:val="1"/>
-      <w:numFmt w:val="decimal"/>
+      <w:pStyle w:val="Figura"/>
       <w:lvlText w:val="Figura %1."/>
       <w:lvlJc w:val="left"/>
       <w:pPr>
-        <w:ind w:left="1080" w:hanging="360"/>
+        <w:ind w:left="1800" w:hanging="360"/>
       </w:pPr>
       <w:rPr>
         <w:rFonts w:hint="default"/>
@@ -19977,7 +20021,7 @@
       <w:lvlText w:val="%2."/>
       <w:lvlJc w:val="left"/>
       <w:pPr>
-        <w:ind w:left="1800" w:hanging="360"/>
+        <w:ind w:left="1440" w:hanging="360"/>
       </w:pPr>
     </w:lvl>
     <w:lvl w:ilvl="2" w:tplc="240A001B" w:tentative="1">
@@ -19986,7 +20030,7 @@
       <w:lvlText w:val="%3."/>
       <w:lvlJc w:val="right"/>
       <w:pPr>
-        <w:ind w:left="2520" w:hanging="180"/>
+        <w:ind w:left="2160" w:hanging="180"/>
       </w:pPr>
     </w:lvl>
     <w:lvl w:ilvl="3" w:tplc="240A000F" w:tentative="1">
@@ -19995,7 +20039,7 @@
       <w:lvlText w:val="%4."/>
       <w:lvlJc w:val="left"/>
       <w:pPr>
-        <w:ind w:left="3240" w:hanging="360"/>
+        <w:ind w:left="2880" w:hanging="360"/>
       </w:pPr>
     </w:lvl>
     <w:lvl w:ilvl="4" w:tplc="240A0019" w:tentative="1">
@@ -20004,7 +20048,7 @@
       <w:lvlText w:val="%5."/>
       <w:lvlJc w:val="left"/>
       <w:pPr>
-        <w:ind w:left="3960" w:hanging="360"/>
+        <w:ind w:left="3600" w:hanging="360"/>
       </w:pPr>
     </w:lvl>
     <w:lvl w:ilvl="5" w:tplc="240A001B" w:tentative="1">
@@ -20013,7 +20057,7 @@
       <w:lvlText w:val="%6."/>
       <w:lvlJc w:val="right"/>
       <w:pPr>
-        <w:ind w:left="4680" w:hanging="180"/>
+        <w:ind w:left="4320" w:hanging="180"/>
       </w:pPr>
     </w:lvl>
     <w:lvl w:ilvl="6" w:tplc="240A000F" w:tentative="1">
@@ -20022,7 +20066,7 @@
       <w:lvlText w:val="%7."/>
       <w:lvlJc w:val="left"/>
       <w:pPr>
-        <w:ind w:left="5400" w:hanging="360"/>
+        <w:ind w:left="5040" w:hanging="360"/>
       </w:pPr>
     </w:lvl>
     <w:lvl w:ilvl="7" w:tplc="240A0019" w:tentative="1">
@@ -20031,7 +20075,7 @@
       <w:lvlText w:val="%8."/>
       <w:lvlJc w:val="left"/>
       <w:pPr>
-        <w:ind w:left="6120" w:hanging="360"/>
+        <w:ind w:left="5760" w:hanging="360"/>
       </w:pPr>
     </w:lvl>
     <w:lvl w:ilvl="8" w:tplc="240A001B" w:tentative="1">
@@ -20040,11 +20084,305 @@
       <w:lvlText w:val="%9."/>
       <w:lvlJc w:val="right"/>
       <w:pPr>
-        <w:ind w:left="6840" w:hanging="180"/>
+        <w:ind w:left="6480" w:hanging="180"/>
       </w:pPr>
     </w:lvl>
   </w:abstractNum>
   <w:abstractNum w:abstractNumId="25" w15:restartNumberingAfterBreak="0">
+    <w:nsid w:val="6D9409C3"/>
+    <w:multiLevelType w:val="hybridMultilevel"/>
+    <w:tmpl w:val="6B029568"/>
+    <w:lvl w:ilvl="0" w:tplc="240A0001">
+      <w:start w:val="1"/>
+      <w:numFmt w:val="bullet"/>
+      <w:lvlText w:val=""/>
+      <w:lvlJc w:val="left"/>
+      <w:pPr>
+        <w:ind w:left="1429" w:hanging="360"/>
+      </w:pPr>
+      <w:rPr>
+        <w:rFonts w:ascii="Symbol" w:hAnsi="Symbol" w:hint="default"/>
+      </w:rPr>
+    </w:lvl>
+    <w:lvl w:ilvl="1" w:tplc="240A0003" w:tentative="1">
+      <w:start w:val="1"/>
+      <w:numFmt w:val="bullet"/>
+      <w:lvlText w:val="o"/>
+      <w:lvlJc w:val="left"/>
+      <w:pPr>
+        <w:ind w:left="2149" w:hanging="360"/>
+      </w:pPr>
+      <w:rPr>
+        <w:rFonts w:ascii="Courier New" w:hAnsi="Courier New" w:cs="Courier New" w:hint="default"/>
+      </w:rPr>
+    </w:lvl>
+    <w:lvl w:ilvl="2" w:tplc="240A0005" w:tentative="1">
+      <w:start w:val="1"/>
+      <w:numFmt w:val="bullet"/>
+      <w:lvlText w:val=""/>
+      <w:lvlJc w:val="left"/>
+      <w:pPr>
+        <w:ind w:left="2869" w:hanging="360"/>
+      </w:pPr>
+      <w:rPr>
+        <w:rFonts w:ascii="Wingdings" w:hAnsi="Wingdings" w:hint="default"/>
+      </w:rPr>
+    </w:lvl>
+    <w:lvl w:ilvl="3" w:tplc="240A0001" w:tentative="1">
+      <w:start w:val="1"/>
+      <w:numFmt w:val="bullet"/>
+      <w:lvlText w:val=""/>
+      <w:lvlJc w:val="left"/>
+      <w:pPr>
+        <w:ind w:left="3589" w:hanging="360"/>
+      </w:pPr>
+      <w:rPr>
+        <w:rFonts w:ascii="Symbol" w:hAnsi="Symbol" w:hint="default"/>
+      </w:rPr>
+    </w:lvl>
+    <w:lvl w:ilvl="4" w:tplc="240A0003" w:tentative="1">
+      <w:start w:val="1"/>
+      <w:numFmt w:val="bullet"/>
+      <w:lvlText w:val="o"/>
+      <w:lvlJc w:val="left"/>
+      <w:pPr>
+        <w:ind w:left="4309" w:hanging="360"/>
+      </w:pPr>
+      <w:rPr>
+        <w:rFonts w:ascii="Courier New" w:hAnsi="Courier New" w:cs="Courier New" w:hint="default"/>
+      </w:rPr>
+    </w:lvl>
+    <w:lvl w:ilvl="5" w:tplc="240A0005" w:tentative="1">
+      <w:start w:val="1"/>
+      <w:numFmt w:val="bullet"/>
+      <w:lvlText w:val=""/>
+      <w:lvlJc w:val="left"/>
+      <w:pPr>
+        <w:ind w:left="5029" w:hanging="360"/>
+      </w:pPr>
+      <w:rPr>
+        <w:rFonts w:ascii="Wingdings" w:hAnsi="Wingdings" w:hint="default"/>
+      </w:rPr>
+    </w:lvl>
+    <w:lvl w:ilvl="6" w:tplc="240A0001" w:tentative="1">
+      <w:start w:val="1"/>
+      <w:numFmt w:val="bullet"/>
+      <w:lvlText w:val=""/>
+      <w:lvlJc w:val="left"/>
+      <w:pPr>
+        <w:ind w:left="5749" w:hanging="360"/>
+      </w:pPr>
+      <w:rPr>
+        <w:rFonts w:ascii="Symbol" w:hAnsi="Symbol" w:hint="default"/>
+      </w:rPr>
+    </w:lvl>
+    <w:lvl w:ilvl="7" w:tplc="240A0003" w:tentative="1">
+      <w:start w:val="1"/>
+      <w:numFmt w:val="bullet"/>
+      <w:lvlText w:val="o"/>
+      <w:lvlJc w:val="left"/>
+      <w:pPr>
+        <w:ind w:left="6469" w:hanging="360"/>
+      </w:pPr>
+      <w:rPr>
+        <w:rFonts w:ascii="Courier New" w:hAnsi="Courier New" w:cs="Courier New" w:hint="default"/>
+      </w:rPr>
+    </w:lvl>
+    <w:lvl w:ilvl="8" w:tplc="240A0005" w:tentative="1">
+      <w:start w:val="1"/>
+      <w:numFmt w:val="bullet"/>
+      <w:lvlText w:val=""/>
+      <w:lvlJc w:val="left"/>
+      <w:pPr>
+        <w:ind w:left="7189" w:hanging="360"/>
+      </w:pPr>
+      <w:rPr>
+        <w:rFonts w:ascii="Wingdings" w:hAnsi="Wingdings" w:hint="default"/>
+      </w:rPr>
+    </w:lvl>
+  </w:abstractNum>
+  <w:abstractNum w:abstractNumId="26" w15:restartNumberingAfterBreak="0">
+    <w:nsid w:val="6E935CA3"/>
+    <w:multiLevelType w:val="hybridMultilevel"/>
+    <w:tmpl w:val="76261254"/>
+    <w:lvl w:ilvl="0" w:tplc="B0961070">
+      <w:start w:val="1"/>
+      <w:numFmt w:val="lowerLetter"/>
+      <w:lvlText w:val="%1)"/>
+      <w:lvlJc w:val="left"/>
+      <w:pPr>
+        <w:ind w:left="720" w:hanging="360"/>
+      </w:pPr>
+      <w:rPr>
+        <w:rFonts w:hint="default"/>
+        <w:b/>
+      </w:rPr>
+    </w:lvl>
+    <w:lvl w:ilvl="1" w:tplc="240A0019" w:tentative="1">
+      <w:start w:val="1"/>
+      <w:numFmt w:val="lowerLetter"/>
+      <w:lvlText w:val="%2."/>
+      <w:lvlJc w:val="left"/>
+      <w:pPr>
+        <w:ind w:left="1440" w:hanging="360"/>
+      </w:pPr>
+    </w:lvl>
+    <w:lvl w:ilvl="2" w:tplc="240A001B" w:tentative="1">
+      <w:start w:val="1"/>
+      <w:numFmt w:val="lowerRoman"/>
+      <w:lvlText w:val="%3."/>
+      <w:lvlJc w:val="right"/>
+      <w:pPr>
+        <w:ind w:left="2160" w:hanging="180"/>
+      </w:pPr>
+    </w:lvl>
+    <w:lvl w:ilvl="3" w:tplc="240A000F" w:tentative="1">
+      <w:start w:val="1"/>
+      <w:numFmt w:val="decimal"/>
+      <w:lvlText w:val="%4."/>
+      <w:lvlJc w:val="left"/>
+      <w:pPr>
+        <w:ind w:left="2880" w:hanging="360"/>
+      </w:pPr>
+    </w:lvl>
+    <w:lvl w:ilvl="4" w:tplc="240A0019" w:tentative="1">
+      <w:start w:val="1"/>
+      <w:numFmt w:val="lowerLetter"/>
+      <w:lvlText w:val="%5."/>
+      <w:lvlJc w:val="left"/>
+      <w:pPr>
+        <w:ind w:left="3600" w:hanging="360"/>
+      </w:pPr>
+    </w:lvl>
+    <w:lvl w:ilvl="5" w:tplc="240A001B" w:tentative="1">
+      <w:start w:val="1"/>
+      <w:numFmt w:val="lowerRoman"/>
+      <w:lvlText w:val="%6."/>
+      <w:lvlJc w:val="right"/>
+      <w:pPr>
+        <w:ind w:left="4320" w:hanging="180"/>
+      </w:pPr>
+    </w:lvl>
+    <w:lvl w:ilvl="6" w:tplc="240A000F" w:tentative="1">
+      <w:start w:val="1"/>
+      <w:numFmt w:val="decimal"/>
+      <w:lvlText w:val="%7."/>
+      <w:lvlJc w:val="left"/>
+      <w:pPr>
+        <w:ind w:left="5040" w:hanging="360"/>
+      </w:pPr>
+    </w:lvl>
+    <w:lvl w:ilvl="7" w:tplc="240A0019" w:tentative="1">
+      <w:start w:val="1"/>
+      <w:numFmt w:val="lowerLetter"/>
+      <w:lvlText w:val="%8."/>
+      <w:lvlJc w:val="left"/>
+      <w:pPr>
+        <w:ind w:left="5760" w:hanging="360"/>
+      </w:pPr>
+    </w:lvl>
+    <w:lvl w:ilvl="8" w:tplc="240A001B" w:tentative="1">
+      <w:start w:val="1"/>
+      <w:numFmt w:val="lowerRoman"/>
+      <w:lvlText w:val="%9."/>
+      <w:lvlJc w:val="right"/>
+      <w:pPr>
+        <w:ind w:left="6480" w:hanging="180"/>
+      </w:pPr>
+    </w:lvl>
+  </w:abstractNum>
+  <w:abstractNum w:abstractNumId="27" w15:restartNumberingAfterBreak="0">
+    <w:nsid w:val="743558E5"/>
+    <w:multiLevelType w:val="hybridMultilevel"/>
+    <w:tmpl w:val="A6F230A0"/>
+    <w:lvl w:ilvl="0" w:tplc="EC700CF6">
+      <w:start w:val="1"/>
+      <w:numFmt w:val="decimal"/>
+      <w:lvlText w:val="Figura %1."/>
+      <w:lvlJc w:val="left"/>
+      <w:pPr>
+        <w:ind w:left="1080" w:hanging="360"/>
+      </w:pPr>
+      <w:rPr>
+        <w:rFonts w:hint="default"/>
+        <w:b/>
+        <w:bCs/>
+      </w:rPr>
+    </w:lvl>
+    <w:lvl w:ilvl="1" w:tplc="240A0019" w:tentative="1">
+      <w:start w:val="1"/>
+      <w:numFmt w:val="lowerLetter"/>
+      <w:lvlText w:val="%2."/>
+      <w:lvlJc w:val="left"/>
+      <w:pPr>
+        <w:ind w:left="1800" w:hanging="360"/>
+      </w:pPr>
+    </w:lvl>
+    <w:lvl w:ilvl="2" w:tplc="240A001B" w:tentative="1">
+      <w:start w:val="1"/>
+      <w:numFmt w:val="lowerRoman"/>
+      <w:lvlText w:val="%3."/>
+      <w:lvlJc w:val="right"/>
+      <w:pPr>
+        <w:ind w:left="2520" w:hanging="180"/>
+      </w:pPr>
+    </w:lvl>
+    <w:lvl w:ilvl="3" w:tplc="240A000F" w:tentative="1">
+      <w:start w:val="1"/>
+      <w:numFmt w:val="decimal"/>
+      <w:lvlText w:val="%4."/>
+      <w:lvlJc w:val="left"/>
+      <w:pPr>
+        <w:ind w:left="3240" w:hanging="360"/>
+      </w:pPr>
+    </w:lvl>
+    <w:lvl w:ilvl="4" w:tplc="240A0019" w:tentative="1">
+      <w:start w:val="1"/>
+      <w:numFmt w:val="lowerLetter"/>
+      <w:lvlText w:val="%5."/>
+      <w:lvlJc w:val="left"/>
+      <w:pPr>
+        <w:ind w:left="3960" w:hanging="360"/>
+      </w:pPr>
+    </w:lvl>
+    <w:lvl w:ilvl="5" w:tplc="240A001B" w:tentative="1">
+      <w:start w:val="1"/>
+      <w:numFmt w:val="lowerRoman"/>
+      <w:lvlText w:val="%6."/>
+      <w:lvlJc w:val="right"/>
+      <w:pPr>
+        <w:ind w:left="4680" w:hanging="180"/>
+      </w:pPr>
+    </w:lvl>
+    <w:lvl w:ilvl="6" w:tplc="240A000F" w:tentative="1">
+      <w:start w:val="1"/>
+      <w:numFmt w:val="decimal"/>
+      <w:lvlText w:val="%7."/>
+      <w:lvlJc w:val="left"/>
+      <w:pPr>
+        <w:ind w:left="5400" w:hanging="360"/>
+      </w:pPr>
+    </w:lvl>
+    <w:lvl w:ilvl="7" w:tplc="240A0019" w:tentative="1">
+      <w:start w:val="1"/>
+      <w:numFmt w:val="lowerLetter"/>
+      <w:lvlText w:val="%8."/>
+      <w:lvlJc w:val="left"/>
+      <w:pPr>
+        <w:ind w:left="6120" w:hanging="360"/>
+      </w:pPr>
+    </w:lvl>
+    <w:lvl w:ilvl="8" w:tplc="240A001B" w:tentative="1">
+      <w:start w:val="1"/>
+      <w:numFmt w:val="lowerRoman"/>
+      <w:lvlText w:val="%9."/>
+      <w:lvlJc w:val="right"/>
+      <w:pPr>
+        <w:ind w:left="6840" w:hanging="180"/>
+      </w:pPr>
+    </w:lvl>
+  </w:abstractNum>
+  <w:abstractNum w:abstractNumId="28" w15:restartNumberingAfterBreak="0">
     <w:nsid w:val="77401C81"/>
     <w:multiLevelType w:val="hybridMultilevel"/>
     <w:tmpl w:val="CA50EBF8"/>
@@ -20134,7 +20472,7 @@
       </w:pPr>
     </w:lvl>
   </w:abstractNum>
-  <w:abstractNum w:abstractNumId="26" w15:restartNumberingAfterBreak="0">
+  <w:abstractNum w:abstractNumId="29" w15:restartNumberingAfterBreak="0">
     <w:nsid w:val="77FF3BF9"/>
     <w:multiLevelType w:val="hybridMultilevel"/>
     <w:tmpl w:val="FEF832F0"/>
@@ -20221,7 +20559,120 @@
       </w:pPr>
     </w:lvl>
   </w:abstractNum>
-  <w:abstractNum w:abstractNumId="27" w15:restartNumberingAfterBreak="0">
+  <w:abstractNum w:abstractNumId="30" w15:restartNumberingAfterBreak="0">
+    <w:nsid w:val="783144E8"/>
+    <w:multiLevelType w:val="hybridMultilevel"/>
+    <w:tmpl w:val="55FCFF28"/>
+    <w:lvl w:ilvl="0" w:tplc="240A0001">
+      <w:start w:val="1"/>
+      <w:numFmt w:val="bullet"/>
+      <w:lvlText w:val=""/>
+      <w:lvlJc w:val="left"/>
+      <w:pPr>
+        <w:ind w:left="1440" w:hanging="360"/>
+      </w:pPr>
+      <w:rPr>
+        <w:rFonts w:ascii="Symbol" w:hAnsi="Symbol" w:hint="default"/>
+      </w:rPr>
+    </w:lvl>
+    <w:lvl w:ilvl="1" w:tplc="240A0003" w:tentative="1">
+      <w:start w:val="1"/>
+      <w:numFmt w:val="bullet"/>
+      <w:lvlText w:val="o"/>
+      <w:lvlJc w:val="left"/>
+      <w:pPr>
+        <w:ind w:left="2160" w:hanging="360"/>
+      </w:pPr>
+      <w:rPr>
+        <w:rFonts w:ascii="Courier New" w:hAnsi="Courier New" w:cs="Courier New" w:hint="default"/>
+      </w:rPr>
+    </w:lvl>
+    <w:lvl w:ilvl="2" w:tplc="240A0005" w:tentative="1">
+      <w:start w:val="1"/>
+      <w:numFmt w:val="bullet"/>
+      <w:lvlText w:val=""/>
+      <w:lvlJc w:val="left"/>
+      <w:pPr>
+        <w:ind w:left="2880" w:hanging="360"/>
+      </w:pPr>
+      <w:rPr>
+        <w:rFonts w:ascii="Wingdings" w:hAnsi="Wingdings" w:hint="default"/>
+      </w:rPr>
+    </w:lvl>
+    <w:lvl w:ilvl="3" w:tplc="240A0001" w:tentative="1">
+      <w:start w:val="1"/>
+      <w:numFmt w:val="bullet"/>
+      <w:lvlText w:val=""/>
+      <w:lvlJc w:val="left"/>
+      <w:pPr>
+        <w:ind w:left="3600" w:hanging="360"/>
+      </w:pPr>
+      <w:rPr>
+        <w:rFonts w:ascii="Symbol" w:hAnsi="Symbol" w:hint="default"/>
+      </w:rPr>
+    </w:lvl>
+    <w:lvl w:ilvl="4" w:tplc="240A0003" w:tentative="1">
+      <w:start w:val="1"/>
+      <w:numFmt w:val="bullet"/>
+      <w:lvlText w:val="o"/>
+      <w:lvlJc w:val="left"/>
+      <w:pPr>
+        <w:ind w:left="4320" w:hanging="360"/>
+      </w:pPr>
+      <w:rPr>
+        <w:rFonts w:ascii="Courier New" w:hAnsi="Courier New" w:cs="Courier New" w:hint="default"/>
+      </w:rPr>
+    </w:lvl>
+    <w:lvl w:ilvl="5" w:tplc="240A0005" w:tentative="1">
+      <w:start w:val="1"/>
+      <w:numFmt w:val="bullet"/>
+      <w:lvlText w:val=""/>
+      <w:lvlJc w:val="left"/>
+      <w:pPr>
+        <w:ind w:left="5040" w:hanging="360"/>
+      </w:pPr>
+      <w:rPr>
+        <w:rFonts w:ascii="Wingdings" w:hAnsi="Wingdings" w:hint="default"/>
+      </w:rPr>
+    </w:lvl>
+    <w:lvl w:ilvl="6" w:tplc="240A0001" w:tentative="1">
+      <w:start w:val="1"/>
+      <w:numFmt w:val="bullet"/>
+      <w:lvlText w:val=""/>
+      <w:lvlJc w:val="left"/>
+      <w:pPr>
+        <w:ind w:left="5760" w:hanging="360"/>
+      </w:pPr>
+      <w:rPr>
+        <w:rFonts w:ascii="Symbol" w:hAnsi="Symbol" w:hint="default"/>
+      </w:rPr>
+    </w:lvl>
+    <w:lvl w:ilvl="7" w:tplc="240A0003" w:tentative="1">
+      <w:start w:val="1"/>
+      <w:numFmt w:val="bullet"/>
+      <w:lvlText w:val="o"/>
+      <w:lvlJc w:val="left"/>
+      <w:pPr>
+        <w:ind w:left="6480" w:hanging="360"/>
+      </w:pPr>
+      <w:rPr>
+        <w:rFonts w:ascii="Courier New" w:hAnsi="Courier New" w:cs="Courier New" w:hint="default"/>
+      </w:rPr>
+    </w:lvl>
+    <w:lvl w:ilvl="8" w:tplc="240A0005" w:tentative="1">
+      <w:start w:val="1"/>
+      <w:numFmt w:val="bullet"/>
+      <w:lvlText w:val=""/>
+      <w:lvlJc w:val="left"/>
+      <w:pPr>
+        <w:ind w:left="7200" w:hanging="360"/>
+      </w:pPr>
+      <w:rPr>
+        <w:rFonts w:ascii="Wingdings" w:hAnsi="Wingdings" w:hint="default"/>
+      </w:rPr>
+    </w:lvl>
+  </w:abstractNum>
+  <w:abstractNum w:abstractNumId="31" w15:restartNumberingAfterBreak="0">
     <w:nsid w:val="7ADB7F2C"/>
     <w:multiLevelType w:val="hybridMultilevel"/>
     <w:tmpl w:val="11541FE2"/>
@@ -20311,7 +20762,7 @@
       </w:pPr>
     </w:lvl>
   </w:abstractNum>
-  <w:abstractNum w:abstractNumId="28" w15:restartNumberingAfterBreak="0">
+  <w:abstractNum w:abstractNumId="32" w15:restartNumberingAfterBreak="0">
     <w:nsid w:val="7C161D1C"/>
     <w:multiLevelType w:val="multilevel"/>
     <w:tmpl w:val="E012A62A"/>
@@ -20398,7 +20849,7 @@
       </w:pPr>
     </w:lvl>
   </w:abstractNum>
-  <w:abstractNum w:abstractNumId="29" w15:restartNumberingAfterBreak="0">
+  <w:abstractNum w:abstractNumId="33" w15:restartNumberingAfterBreak="0">
     <w:nsid w:val="7D806395"/>
     <w:multiLevelType w:val="hybridMultilevel"/>
     <w:tmpl w:val="CBE46740"/>
@@ -20488,7 +20939,7 @@
       </w:pPr>
     </w:lvl>
   </w:abstractNum>
-  <w:abstractNum w:abstractNumId="30" w15:restartNumberingAfterBreak="0">
+  <w:abstractNum w:abstractNumId="34" w15:restartNumberingAfterBreak="0">
     <w:nsid w:val="7F2509AA"/>
     <w:multiLevelType w:val="hybridMultilevel"/>
     <w:tmpl w:val="FB267DF4"/>
@@ -20602,22 +21053,22 @@
     </w:lvl>
   </w:abstractNum>
   <w:num w:numId="1">
-    <w:abstractNumId w:val="28"/>
+    <w:abstractNumId w:val="32"/>
   </w:num>
   <w:num w:numId="2">
     <w:abstractNumId w:val="0"/>
   </w:num>
   <w:num w:numId="3">
-    <w:abstractNumId w:val="19"/>
+    <w:abstractNumId w:val="21"/>
   </w:num>
   <w:num w:numId="4">
-    <w:abstractNumId w:val="15"/>
+    <w:abstractNumId w:val="16"/>
   </w:num>
   <w:num w:numId="5">
-    <w:abstractNumId w:val="26"/>
+    <w:abstractNumId w:val="29"/>
   </w:num>
   <w:num w:numId="6">
-    <w:abstractNumId w:val="24"/>
+    <w:abstractNumId w:val="27"/>
   </w:num>
   <w:num w:numId="7">
     <w:abstractNumId w:val="11"/>
@@ -20626,16 +21077,16 @@
     <w:abstractNumId w:val="10"/>
   </w:num>
   <w:num w:numId="9">
-    <w:abstractNumId w:val="22"/>
+    <w:abstractNumId w:val="25"/>
   </w:num>
   <w:num w:numId="10">
-    <w:abstractNumId w:val="21"/>
+    <w:abstractNumId w:val="23"/>
   </w:num>
   <w:num w:numId="11">
-    <w:abstractNumId w:val="17"/>
+    <w:abstractNumId w:val="18"/>
   </w:num>
   <w:num w:numId="12">
-    <w:abstractNumId w:val="14"/>
+    <w:abstractNumId w:val="15"/>
   </w:num>
   <w:num w:numId="13">
     <w:abstractNumId w:val="9"/>
@@ -20650,28 +21101,28 @@
     <w:abstractNumId w:val="1"/>
   </w:num>
   <w:num w:numId="17">
-    <w:abstractNumId w:val="20"/>
+    <w:abstractNumId w:val="22"/>
   </w:num>
   <w:num w:numId="18">
-    <w:abstractNumId w:val="29"/>
+    <w:abstractNumId w:val="33"/>
   </w:num>
   <w:num w:numId="19">
-    <w:abstractNumId w:val="16"/>
+    <w:abstractNumId w:val="17"/>
   </w:num>
   <w:num w:numId="20">
     <w:abstractNumId w:val="2"/>
   </w:num>
   <w:num w:numId="21">
-    <w:abstractNumId w:val="27"/>
+    <w:abstractNumId w:val="31"/>
   </w:num>
   <w:num w:numId="22">
-    <w:abstractNumId w:val="18"/>
+    <w:abstractNumId w:val="20"/>
   </w:num>
   <w:num w:numId="23">
     <w:abstractNumId w:val="5"/>
   </w:num>
   <w:num w:numId="24">
-    <w:abstractNumId w:val="23"/>
+    <w:abstractNumId w:val="26"/>
   </w:num>
   <w:num w:numId="25">
     <w:abstractNumId w:val="6"/>
@@ -20683,15 +21134,27 @@
     <w:abstractNumId w:val="12"/>
   </w:num>
   <w:num w:numId="28">
-    <w:abstractNumId w:val="13"/>
+    <w:abstractNumId w:val="14"/>
   </w:num>
   <w:num w:numId="29">
-    <w:abstractNumId w:val="25"/>
+    <w:abstractNumId w:val="28"/>
   </w:num>
   <w:num w:numId="30">
     <w:abstractNumId w:val="8"/>
   </w:num>
   <w:num w:numId="31">
+    <w:abstractNumId w:val="34"/>
+  </w:num>
+  <w:num w:numId="32">
+    <w:abstractNumId w:val="19"/>
+  </w:num>
+  <w:num w:numId="33">
+    <w:abstractNumId w:val="24"/>
+  </w:num>
+  <w:num w:numId="34">
+    <w:abstractNumId w:val="13"/>
+  </w:num>
+  <w:num w:numId="35">
     <w:abstractNumId w:val="30"/>
   </w:num>
   <w:numIdMacAtCleanup w:val="31"/>
@@ -21437,15 +21900,16 @@
     <w:link w:val="FiguraCar"/>
     <w:autoRedefine/>
     <w:qFormat/>
-    <w:rsid w:val="00586D90"/>
+    <w:rsid w:val="00523D88"/>
     <w:pPr>
-      <w:tabs>
-        <w:tab w:val="left" w:pos="1134"/>
-      </w:tabs>
-      <w:ind w:firstLine="0"/>
+      <w:numPr>
+        <w:numId w:val="33"/>
+      </w:numPr>
+      <w:ind w:left="426"/>
     </w:pPr>
     <w:rPr>
       <w:rFonts w:cs="Times New Roman (Cuerpo en alfa"/>
+      <w:b/>
       <w:color w:val="000000"/>
       <w:kern w:val="0"/>
       <w:szCs w:val="24"/>
@@ -21456,9 +21920,10 @@
     <w:name w:val="Figura Car"/>
     <w:basedOn w:val="Fuentedeprrafopredeter"/>
     <w:link w:val="Figura"/>
-    <w:rsid w:val="00586D90"/>
+    <w:rsid w:val="00523D88"/>
     <w:rPr>
       <w:rFonts w:cs="Times New Roman (Cuerpo en alfa"/>
+      <w:b/>
       <w:color w:val="000000"/>
       <w:sz w:val="28"/>
       <w:szCs w:val="24"/>
@@ -22661,7 +23126,7 @@
 </file>
 
 <file path=customXml/itemProps1.xml><?xml version="1.0" encoding="utf-8"?>
-<ds:datastoreItem xmlns:ds="http://schemas.openxmlformats.org/officeDocument/2006/customXml" ds:itemID="{B8B38721-4E61-4DD5-A4EE-A4EB045C1B48}">
+<ds:datastoreItem xmlns:ds="http://schemas.openxmlformats.org/officeDocument/2006/customXml" ds:itemID="{54BCB01A-E91F-4C2E-ADA0-74A4613224C9}">
   <ds:schemaRefs>
     <ds:schemaRef ds:uri="http://schemas.openxmlformats.org/officeDocument/2006/bibliography"/>
   </ds:schemaRefs>
@@ -22669,13 +23134,13 @@
 </file>
 
 <file path=customXml/itemProps2.xml><?xml version="1.0" encoding="utf-8"?>
-<ds:datastoreItem xmlns:ds="http://schemas.openxmlformats.org/officeDocument/2006/customXml" ds:itemID="{9FCF413B-8D15-40A8-AF94-C619171D8F36}"/>
+<ds:datastoreItem xmlns:ds="http://schemas.openxmlformats.org/officeDocument/2006/customXml" ds:itemID="{20124180-9747-4F37-BF12-2209907AF134}"/>
 </file>
 
 <file path=customXml/itemProps3.xml><?xml version="1.0" encoding="utf-8"?>
-<ds:datastoreItem xmlns:ds="http://schemas.openxmlformats.org/officeDocument/2006/customXml" ds:itemID="{86E5F6A3-025E-42BF-91D6-C60061DCC7BB}"/>
+<ds:datastoreItem xmlns:ds="http://schemas.openxmlformats.org/officeDocument/2006/customXml" ds:itemID="{6443FB5F-8CE3-4963-A95A-E961EA9C4A80}"/>
 </file>
 
 <file path=customXml/itemProps4.xml><?xml version="1.0" encoding="utf-8"?>
-<ds:datastoreItem xmlns:ds="http://schemas.openxmlformats.org/officeDocument/2006/customXml" ds:itemID="{7A514417-8D66-459B-BC54-8B21FED08F57}"/>
+<ds:datastoreItem xmlns:ds="http://schemas.openxmlformats.org/officeDocument/2006/customXml" ds:itemID="{2A2A1BE3-87F9-4B67-A33B-F2DE6A92089D}"/>
 </file>